--- a/AssetManager_User_Manual.docx
+++ b/AssetManager_User_Manual.docx
@@ -65,7 +65,7 @@
           <w:color w:val="555555"/>
           <w:sz w:val="28"/>
         </w:rPr>
-        <w:t>IT Department  .  Your Organization</w:t>
+        <w:t xml:space="preserve">IT Department  .  </w:t>
       </w:r>
     </w:p>
     <w:p>
@@ -160,7 +160,7 @@
           <w:color w:val="111111"/>
           <w:sz w:val="22"/>
         </w:rPr>
-        <w:t>Storekeeper App -- for the storekeeper (Storekeeper User)</w:t>
+        <w:t>Storekeeper App</w:t>
       </w:r>
       <w:r>
         <w:rPr>
@@ -170,6 +170,7 @@
           <w:color w:val="111111"/>
           <w:sz w:val="22"/>
         </w:rPr>
+        <w:t xml:space="preserve"> -- for the storekeeper (Storekeeper User)</w:t>
       </w:r>
     </w:p>
     <w:p>
@@ -1572,7 +1573,7 @@
           <w:color w:val="111111"/>
           <w:sz w:val="22"/>
         </w:rPr>
-        <w:t>Ask the admin (Haitham) to add the asset to the lookup list so it auto-fills next time.</w:t>
+        <w:t>Ask the admin (Engineer 1) to add the asset to the lookup list so it auto-fills next time.</w:t>
       </w:r>
     </w:p>
     <w:p>
@@ -4858,7 +4859,7 @@
                 <w:color w:val="111111"/>
                 <w:sz w:val="20"/>
               </w:rPr>
-              <w:t>The server may be off. Ask Haitham to check asset-server.</w:t>
+              <w:t>The server may be off. Ask Engineer 1 to check asset-server.</w:t>
             </w:r>
           </w:p>
         </w:tc>
@@ -5198,7 +5199,7 @@
                 <w:color w:val="111111"/>
                 <w:sz w:val="20"/>
               </w:rPr>
-              <w:t>Ask Haitham to reinstall it using the installer.</w:t>
+              <w:t>Ask Engineer 1 to reinstall it using the installer.</w:t>
             </w:r>
           </w:p>
         </w:tc>
@@ -5320,8 +5321,6 @@
         <w:sz w:val="18"/>
       </w:rPr>
       <w:t>AssetManager -- How to Use It</w:t>
-      <w:tab/>
-      <w:t>IT Department  |  Your Organization</w:t>
     </w:r>
     <w:r>
       <w:rPr>
@@ -5331,6 +5330,8 @@
         <w:color w:val="888888"/>
         <w:sz w:val="18"/>
       </w:rPr>
+      <w:tab/>
+      <w:t xml:space="preserve">IT Department  |  </w:t>
     </w:r>
   </w:p>
 </w:hdr>

--- a/AssetManager_User_Manual.docx
+++ b/AssetManager_User_Manual.docx
@@ -3632,7 +3632,7 @@
       </w:pPr>
       <w:r>
         <w:rPr/>
-        <w:t>The Server App runs on the asset-server computer. Only the IT admin uses it. It shows live statistics and has admin-only actions.</w:t>
+        <w:t>The Server App runs on the server computer as a Windows Service. It starts automatically when the computer boots — no user login is required. Double-click AssetServer.exe to open the admin dashboard. Only the IT admin uses it.</w:t>
       </w:r>
     </w:p>
     <w:p>
@@ -3833,6 +3833,137 @@
       </w:r>
       <w:r>
         <w:t>.</w:t>
+      </w:r>
+    </w:p>
+    <w:p>
+      <w:pPr>
+        <w:pStyle w:val="Normal"/>
+      </w:pPr>
+      <w:r>
+        <w:t xml:space="preserve"/>
+      </w:r>
+    </w:p>
+    <w:p>
+      <w:pPr>
+        <w:pStyle w:val="Normal"/>
+      </w:pPr>
+      <w:r>
+        <w:rPr>
+          <w:b/>
+        </w:rPr>
+        <w:t xml:space="preserve">3.4  Windows Service</w:t>
+      </w:r>
+    </w:p>
+    <w:p>
+      <w:pPr>
+        <w:pStyle w:val="Normal"/>
+      </w:pPr>
+      <w:r>
+        <w:t xml:space="preserve"/>
+      </w:r>
+    </w:p>
+    <w:p>
+      <w:pPr>
+        <w:pStyle w:val="Normal"/>
+      </w:pPr>
+      <w:r>
+        <w:t xml:space="preserve">The server runs as a Windows Service named "Asset Manager Server". This means the server is always available, even after a reboot or when no one is logged in to the server computer.</w:t>
+      </w:r>
+    </w:p>
+    <w:p>
+      <w:pPr>
+        <w:pStyle w:val="Normal"/>
+      </w:pPr>
+      <w:r>
+        <w:t xml:space="preserve"/>
+      </w:r>
+    </w:p>
+    <w:p>
+      <w:pPr>
+        <w:pStyle w:val="Normal"/>
+      </w:pPr>
+      <w:r>
+        <w:t xml:space="preserve">Key points:</w:t>
+      </w:r>
+    </w:p>
+    <w:p>
+      <w:pPr>
+        <w:pStyle w:val="Normal"/>
+      </w:pPr>
+      <w:r>
+        <w:t xml:space="preserve">  •  Starts automatically when the server computer boots.</w:t>
+      </w:r>
+    </w:p>
+    <w:p>
+      <w:pPr>
+        <w:pStyle w:val="Normal"/>
+      </w:pPr>
+      <w:r>
+        <w:t xml:space="preserve">  •  Keeps running even when the dashboard window is closed.</w:t>
+      </w:r>
+    </w:p>
+    <w:p>
+      <w:pPr>
+        <w:pStyle w:val="Normal"/>
+      </w:pPr>
+      <w:r>
+        <w:t xml:space="preserve">  •  No manual restart needed after a reboot.</w:t>
+      </w:r>
+    </w:p>
+    <w:p>
+      <w:pPr>
+        <w:pStyle w:val="Normal"/>
+      </w:pPr>
+      <w:r>
+        <w:t xml:space="preserve"/>
+      </w:r>
+    </w:p>
+    <w:p>
+      <w:pPr>
+        <w:pStyle w:val="Normal"/>
+      </w:pPr>
+      <w:r>
+        <w:t xml:space="preserve">To manage the service (run Command Prompt as Administrator on the server computer):</w:t>
+      </w:r>
+    </w:p>
+    <w:p>
+      <w:pPr>
+        <w:pStyle w:val="Normal"/>
+      </w:pPr>
+      <w:r>
+        <w:t xml:space="preserve">  Start the service:  net start AssetManagerServer</w:t>
+      </w:r>
+    </w:p>
+    <w:p>
+      <w:pPr>
+        <w:pStyle w:val="Normal"/>
+      </w:pPr>
+      <w:r>
+        <w:t xml:space="preserve">  Stop the service:   net stop  AssetManagerServer</w:t>
+      </w:r>
+    </w:p>
+    <w:p>
+      <w:pPr>
+        <w:pStyle w:val="Normal"/>
+      </w:pPr>
+      <w:r>
+        <w:t xml:space="preserve"/>
+      </w:r>
+    </w:p>
+    <w:p>
+      <w:pPr>
+        <w:pStyle w:val="Normal"/>
+      </w:pPr>
+      <w:r>
+        <w:t xml:space="preserve">You can also manage it via Windows → Services (services.msc).</w:t>
+      </w:r>
+    </w:p>
+    <w:p>
+      <w:pPr>
+        <w:pStyle w:val="Normal"/>
+      </w:pPr>
+      <w:r>
+        <w:t xml:space="preserve"/>
       </w:r>
     </w:p>
     <w:p>

--- a/AssetManager_User_Manual.docx
+++ b/AssetManager_User_Manual.docx
@@ -366,71 +366,6 @@
         <w:spacing w:before="120" w:after="0"/>
       </w:pPr>
     </w:p>
-    <w:tbl>
-      <w:tblPr>
-        <w:tblW w:w="9026" w:type="dxa"/>
-        <w:tblLook w:firstColumn="1" w:firstRow="1" w:lastColumn="0" w:lastRow="0" w:noHBand="0" w:noVBand="1" w:val="04A0"/>
-      </w:tblPr>
-      <w:tblGrid>
-        <w:gridCol w:w="9026"/>
-      </w:tblGrid>
-      <w:tr>
-        <w:trPr>
-          <w:trHeight w:val="1985" w:hRule="atLeast"/>
-        </w:trPr>
-        <w:tc>
-          <w:tcPr>
-            <w:tcW w:w="9026" w:type="dxa"/>
-            <w:tcBorders>
-              <w:top w:val="single" w:sz="4" w:space="0" w:color="CCCCCC"/>
-              <w:start w:val="single" w:sz="4" w:space="0" w:color="CCCCCC"/>
-              <w:bottom w:val="single" w:sz="4" w:space="0" w:color="CCCCCC"/>
-              <w:end w:val="single" w:sz="4" w:space="0" w:color="CCCCCC"/>
-            </w:tcBorders>
-            <w:shd w:val="clear" w:color="auto" w:fill="F2F2F2"/>
-            <w:tcMar>
-              <w:top w:w="160" w:type="dxa"/>
-              <w:start w:w="240" w:type="dxa"/>
-              <w:bottom w:w="160" w:type="dxa"/>
-              <w:end w:w="240" w:type="dxa"/>
-            </w:tcMar>
-            <w:vAlign w:val="center"/>
-          </w:tcPr>
-          <w:p>
-            <w:pPr>
-              <w:spacing w:before="0" w:after="40"/>
-              <w:jc w:val="center"/>
-            </w:pPr>
-            <w:r>
-              <w:rPr>
-                <w:rFonts w:ascii="Arial" w:hAnsi="Arial"/>
-                <w:b w:val="0"/>
-                <w:i/>
-                <w:color w:val="AAAAAA"/>
-                <w:sz w:val="20"/>
-              </w:rPr>
-              <w:t>[ Screenshot -- Add here ]</w:t>
-            </w:r>
-          </w:p>
-          <w:p>
-            <w:pPr>
-              <w:spacing w:before="0" w:after="0"/>
-              <w:jc w:val="center"/>
-            </w:pPr>
-            <w:r>
-              <w:rPr>
-                <w:rFonts w:ascii="Arial" w:hAnsi="Arial"/>
-                <w:b w:val="0"/>
-                <w:i/>
-                <w:color w:val="BBBBBB"/>
-                <w:sz w:val="18"/>
-              </w:rPr>
-              <w:t>Storekeeper App home screen</w:t>
-            </w:r>
-          </w:p>
-        </w:tc>
-      </w:tr>
-    </w:tbl>
     <w:p>
       <w:pPr>
         <w:spacing w:before="120" w:after="0"/>
@@ -757,71 +692,6 @@
         <w:spacing w:before="120" w:after="0"/>
       </w:pPr>
     </w:p>
-    <w:tbl>
-      <w:tblPr>
-        <w:tblW w:w="9026" w:type="dxa"/>
-        <w:tblLook w:firstColumn="1" w:firstRow="1" w:lastColumn="0" w:lastRow="0" w:noHBand="0" w:noVBand="1" w:val="04A0"/>
-      </w:tblPr>
-      <w:tblGrid>
-        <w:gridCol w:w="9026"/>
-      </w:tblGrid>
-      <w:tr>
-        <w:trPr>
-          <w:trHeight w:val="1985" w:hRule="atLeast"/>
-        </w:trPr>
-        <w:tc>
-          <w:tcPr>
-            <w:tcW w:w="9026" w:type="dxa"/>
-            <w:tcBorders>
-              <w:top w:val="single" w:sz="4" w:space="0" w:color="CCCCCC"/>
-              <w:start w:val="single" w:sz="4" w:space="0" w:color="CCCCCC"/>
-              <w:bottom w:val="single" w:sz="4" w:space="0" w:color="CCCCCC"/>
-              <w:end w:val="single" w:sz="4" w:space="0" w:color="CCCCCC"/>
-            </w:tcBorders>
-            <w:shd w:val="clear" w:color="auto" w:fill="F2F2F2"/>
-            <w:tcMar>
-              <w:top w:w="160" w:type="dxa"/>
-              <w:start w:w="240" w:type="dxa"/>
-              <w:bottom w:w="160" w:type="dxa"/>
-              <w:end w:w="240" w:type="dxa"/>
-            </w:tcMar>
-            <w:vAlign w:val="center"/>
-          </w:tcPr>
-          <w:p>
-            <w:pPr>
-              <w:spacing w:before="0" w:after="40"/>
-              <w:jc w:val="center"/>
-            </w:pPr>
-            <w:r>
-              <w:rPr>
-                <w:rFonts w:ascii="Arial" w:hAnsi="Arial"/>
-                <w:b w:val="0"/>
-                <w:i/>
-                <w:color w:val="AAAAAA"/>
-                <w:sz w:val="20"/>
-              </w:rPr>
-              <w:t>[ Screenshot -- Add here ]</w:t>
-            </w:r>
-          </w:p>
-          <w:p>
-            <w:pPr>
-              <w:spacing w:before="0" w:after="0"/>
-              <w:jc w:val="center"/>
-            </w:pPr>
-            <w:r>
-              <w:rPr>
-                <w:rFonts w:ascii="Arial" w:hAnsi="Arial"/>
-                <w:b w:val="0"/>
-                <w:i/>
-                <w:color w:val="BBBBBB"/>
-                <w:sz w:val="18"/>
-              </w:rPr>
-              <w:t>Form filled out for Out Store</w:t>
-            </w:r>
-          </w:p>
-        </w:tc>
-      </w:tr>
-    </w:tbl>
     <w:p>
       <w:pPr>
         <w:spacing w:before="120" w:after="0"/>
@@ -1092,71 +962,6 @@
         <w:spacing w:before="120" w:after="0"/>
       </w:pPr>
     </w:p>
-    <w:tbl>
-      <w:tblPr>
-        <w:tblW w:w="9026" w:type="dxa"/>
-        <w:tblLook w:firstColumn="1" w:firstRow="1" w:lastColumn="0" w:lastRow="0" w:noHBand="0" w:noVBand="1" w:val="04A0"/>
-      </w:tblPr>
-      <w:tblGrid>
-        <w:gridCol w:w="9026"/>
-      </w:tblGrid>
-      <w:tr>
-        <w:trPr>
-          <w:trHeight w:val="1985" w:hRule="atLeast"/>
-        </w:trPr>
-        <w:tc>
-          <w:tcPr>
-            <w:tcW w:w="9026" w:type="dxa"/>
-            <w:tcBorders>
-              <w:top w:val="single" w:sz="4" w:space="0" w:color="CCCCCC"/>
-              <w:start w:val="single" w:sz="4" w:space="0" w:color="CCCCCC"/>
-              <w:bottom w:val="single" w:sz="4" w:space="0" w:color="CCCCCC"/>
-              <w:end w:val="single" w:sz="4" w:space="0" w:color="CCCCCC"/>
-            </w:tcBorders>
-            <w:shd w:val="clear" w:color="auto" w:fill="F2F2F2"/>
-            <w:tcMar>
-              <w:top w:w="160" w:type="dxa"/>
-              <w:start w:w="240" w:type="dxa"/>
-              <w:bottom w:w="160" w:type="dxa"/>
-              <w:end w:w="240" w:type="dxa"/>
-            </w:tcMar>
-            <w:vAlign w:val="center"/>
-          </w:tcPr>
-          <w:p>
-            <w:pPr>
-              <w:spacing w:before="0" w:after="40"/>
-              <w:jc w:val="center"/>
-            </w:pPr>
-            <w:r>
-              <w:rPr>
-                <w:rFonts w:ascii="Arial" w:hAnsi="Arial"/>
-                <w:b w:val="0"/>
-                <w:i/>
-                <w:color w:val="AAAAAA"/>
-                <w:sz w:val="20"/>
-              </w:rPr>
-              <w:t>[ Screenshot -- Add here ]</w:t>
-            </w:r>
-          </w:p>
-          <w:p>
-            <w:pPr>
-              <w:spacing w:before="0" w:after="0"/>
-              <w:jc w:val="center"/>
-            </w:pPr>
-            <w:r>
-              <w:rPr>
-                <w:rFonts w:ascii="Arial" w:hAnsi="Arial"/>
-                <w:b w:val="0"/>
-                <w:i/>
-                <w:color w:val="BBBBBB"/>
-                <w:sz w:val="18"/>
-              </w:rPr>
-              <w:t>Form filled out for In Store</w:t>
-            </w:r>
-          </w:p>
-        </w:tc>
-      </w:tr>
-    </w:tbl>
     <w:p>
       <w:pPr>
         <w:spacing w:before="120" w:after="0"/>
@@ -1363,71 +1168,6 @@
         <w:spacing w:before="120" w:after="0"/>
       </w:pPr>
     </w:p>
-    <w:tbl>
-      <w:tblPr>
-        <w:tblW w:w="9026" w:type="dxa"/>
-        <w:tblLook w:firstColumn="1" w:firstRow="1" w:lastColumn="0" w:lastRow="0" w:noHBand="0" w:noVBand="1" w:val="04A0"/>
-      </w:tblPr>
-      <w:tblGrid>
-        <w:gridCol w:w="9026"/>
-      </w:tblGrid>
-      <w:tr>
-        <w:trPr>
-          <w:trHeight w:val="1985" w:hRule="atLeast"/>
-        </w:trPr>
-        <w:tc>
-          <w:tcPr>
-            <w:tcW w:w="9026" w:type="dxa"/>
-            <w:tcBorders>
-              <w:top w:val="single" w:sz="4" w:space="0" w:color="CCCCCC"/>
-              <w:start w:val="single" w:sz="4" w:space="0" w:color="CCCCCC"/>
-              <w:bottom w:val="single" w:sz="4" w:space="0" w:color="CCCCCC"/>
-              <w:end w:val="single" w:sz="4" w:space="0" w:color="CCCCCC"/>
-            </w:tcBorders>
-            <w:shd w:val="clear" w:color="auto" w:fill="F2F2F2"/>
-            <w:tcMar>
-              <w:top w:w="160" w:type="dxa"/>
-              <w:start w:w="240" w:type="dxa"/>
-              <w:bottom w:w="160" w:type="dxa"/>
-              <w:end w:w="240" w:type="dxa"/>
-            </w:tcMar>
-            <w:vAlign w:val="center"/>
-          </w:tcPr>
-          <w:p>
-            <w:pPr>
-              <w:spacing w:before="0" w:after="40"/>
-              <w:jc w:val="center"/>
-            </w:pPr>
-            <w:r>
-              <w:rPr>
-                <w:rFonts w:ascii="Arial" w:hAnsi="Arial"/>
-                <w:b w:val="0"/>
-                <w:i/>
-                <w:color w:val="AAAAAA"/>
-                <w:sz w:val="20"/>
-              </w:rPr>
-              <w:t>[ Screenshot -- Add here ]</w:t>
-            </w:r>
-          </w:p>
-          <w:p>
-            <w:pPr>
-              <w:spacing w:before="0" w:after="0"/>
-              <w:jc w:val="center"/>
-            </w:pPr>
-            <w:r>
-              <w:rPr>
-                <w:rFonts w:ascii="Arial" w:hAnsi="Arial"/>
-                <w:b w:val="0"/>
-                <w:i/>
-                <w:color w:val="BBBBBB"/>
-                <w:sz w:val="18"/>
-              </w:rPr>
-              <w:t>Duplicate pending error message</w:t>
-            </w:r>
-          </w:p>
-        </w:tc>
-      </w:tr>
-    </w:tbl>
     <w:p>
       <w:pPr>
         <w:spacing w:before="120" w:after="0"/>
@@ -1745,71 +1485,6 @@
         <w:spacing w:before="120" w:after="0"/>
       </w:pPr>
     </w:p>
-    <w:tbl>
-      <w:tblPr>
-        <w:tblW w:w="9026" w:type="dxa"/>
-        <w:tblLook w:firstColumn="1" w:firstRow="1" w:lastColumn="0" w:lastRow="0" w:noHBand="0" w:noVBand="1" w:val="04A0"/>
-      </w:tblPr>
-      <w:tblGrid>
-        <w:gridCol w:w="9026"/>
-      </w:tblGrid>
-      <w:tr>
-        <w:trPr>
-          <w:trHeight w:val="1985" w:hRule="atLeast"/>
-        </w:trPr>
-        <w:tc>
-          <w:tcPr>
-            <w:tcW w:w="9026" w:type="dxa"/>
-            <w:tcBorders>
-              <w:top w:val="single" w:sz="4" w:space="0" w:color="CCCCCC"/>
-              <w:start w:val="single" w:sz="4" w:space="0" w:color="CCCCCC"/>
-              <w:bottom w:val="single" w:sz="4" w:space="0" w:color="CCCCCC"/>
-              <w:end w:val="single" w:sz="4" w:space="0" w:color="CCCCCC"/>
-            </w:tcBorders>
-            <w:shd w:val="clear" w:color="auto" w:fill="F2F2F2"/>
-            <w:tcMar>
-              <w:top w:w="160" w:type="dxa"/>
-              <w:start w:w="240" w:type="dxa"/>
-              <w:bottom w:w="160" w:type="dxa"/>
-              <w:end w:w="240" w:type="dxa"/>
-            </w:tcMar>
-            <w:vAlign w:val="center"/>
-          </w:tcPr>
-          <w:p>
-            <w:pPr>
-              <w:spacing w:before="0" w:after="40"/>
-              <w:jc w:val="center"/>
-            </w:pPr>
-            <w:r>
-              <w:rPr>
-                <w:rFonts w:ascii="Arial" w:hAnsi="Arial"/>
-                <w:b w:val="0"/>
-                <w:i/>
-                <w:color w:val="AAAAAA"/>
-                <w:sz w:val="20"/>
-              </w:rPr>
-              <w:t>[ Screenshot -- Add here ]</w:t>
-            </w:r>
-          </w:p>
-          <w:p>
-            <w:pPr>
-              <w:spacing w:before="0" w:after="0"/>
-              <w:jc w:val="center"/>
-            </w:pPr>
-            <w:r>
-              <w:rPr>
-                <w:rFonts w:ascii="Arial" w:hAnsi="Arial"/>
-                <w:b w:val="0"/>
-                <w:i/>
-                <w:color w:val="BBBBBB"/>
-                <w:sz w:val="18"/>
-              </w:rPr>
-              <w:t>Bulk scan mode with a list of assets</w:t>
-            </w:r>
-          </w:p>
-        </w:tc>
-      </w:tr>
-    </w:tbl>
     <w:p>
       <w:pPr>
         <w:spacing w:before="120" w:after="0"/>
@@ -1948,71 +1623,6 @@
         <w:spacing w:before="120" w:after="0"/>
       </w:pPr>
     </w:p>
-    <w:tbl>
-      <w:tblPr>
-        <w:tblW w:w="9026" w:type="dxa"/>
-        <w:tblLook w:firstColumn="1" w:firstRow="1" w:lastColumn="0" w:lastRow="0" w:noHBand="0" w:noVBand="1" w:val="04A0"/>
-      </w:tblPr>
-      <w:tblGrid>
-        <w:gridCol w:w="9026"/>
-      </w:tblGrid>
-      <w:tr>
-        <w:trPr>
-          <w:trHeight w:val="1985" w:hRule="atLeast"/>
-        </w:trPr>
-        <w:tc>
-          <w:tcPr>
-            <w:tcW w:w="9026" w:type="dxa"/>
-            <w:tcBorders>
-              <w:top w:val="single" w:sz="4" w:space="0" w:color="CCCCCC"/>
-              <w:start w:val="single" w:sz="4" w:space="0" w:color="CCCCCC"/>
-              <w:bottom w:val="single" w:sz="4" w:space="0" w:color="CCCCCC"/>
-              <w:end w:val="single" w:sz="4" w:space="0" w:color="CCCCCC"/>
-            </w:tcBorders>
-            <w:shd w:val="clear" w:color="auto" w:fill="F2F2F2"/>
-            <w:tcMar>
-              <w:top w:w="160" w:type="dxa"/>
-              <w:start w:w="240" w:type="dxa"/>
-              <w:bottom w:w="160" w:type="dxa"/>
-              <w:end w:w="240" w:type="dxa"/>
-            </w:tcMar>
-            <w:vAlign w:val="center"/>
-          </w:tcPr>
-          <w:p>
-            <w:pPr>
-              <w:spacing w:before="0" w:after="40"/>
-              <w:jc w:val="center"/>
-            </w:pPr>
-            <w:r>
-              <w:rPr>
-                <w:rFonts w:ascii="Arial" w:hAnsi="Arial"/>
-                <w:b w:val="0"/>
-                <w:i/>
-                <w:color w:val="AAAAAA"/>
-                <w:sz w:val="20"/>
-              </w:rPr>
-              <w:t>[ Screenshot -- Add here ]</w:t>
-            </w:r>
-          </w:p>
-          <w:p>
-            <w:pPr>
-              <w:spacing w:before="0" w:after="0"/>
-              <w:jc w:val="center"/>
-            </w:pPr>
-            <w:r>
-              <w:rPr>
-                <w:rFonts w:ascii="Arial" w:hAnsi="Arial"/>
-                <w:b w:val="0"/>
-                <w:i/>
-                <w:color w:val="BBBBBB"/>
-                <w:sz w:val="18"/>
-              </w:rPr>
-              <w:t>History tab with transactions</w:t>
-            </w:r>
-          </w:p>
-        </w:tc>
-      </w:tr>
-    </w:tbl>
     <w:p>
       <w:pPr>
         <w:spacing w:before="120" w:after="0"/>
@@ -2363,71 +1973,6 @@
         <w:spacing w:before="120" w:after="0"/>
       </w:pPr>
     </w:p>
-    <w:tbl>
-      <w:tblPr>
-        <w:tblW w:w="9026" w:type="dxa"/>
-        <w:tblLook w:firstColumn="1" w:firstRow="1" w:lastColumn="0" w:lastRow="0" w:noHBand="0" w:noVBand="1" w:val="04A0"/>
-      </w:tblPr>
-      <w:tblGrid>
-        <w:gridCol w:w="9026"/>
-      </w:tblGrid>
-      <w:tr>
-        <w:trPr>
-          <w:trHeight w:val="1985" w:hRule="atLeast"/>
-        </w:trPr>
-        <w:tc>
-          <w:tcPr>
-            <w:tcW w:w="9026" w:type="dxa"/>
-            <w:tcBorders>
-              <w:top w:val="single" w:sz="4" w:space="0" w:color="CCCCCC"/>
-              <w:start w:val="single" w:sz="4" w:space="0" w:color="CCCCCC"/>
-              <w:bottom w:val="single" w:sz="4" w:space="0" w:color="CCCCCC"/>
-              <w:end w:val="single" w:sz="4" w:space="0" w:color="CCCCCC"/>
-            </w:tcBorders>
-            <w:shd w:val="clear" w:color="auto" w:fill="F2F2F2"/>
-            <w:tcMar>
-              <w:top w:w="160" w:type="dxa"/>
-              <w:start w:w="240" w:type="dxa"/>
-              <w:bottom w:w="160" w:type="dxa"/>
-              <w:end w:w="240" w:type="dxa"/>
-            </w:tcMar>
-            <w:vAlign w:val="center"/>
-          </w:tcPr>
-          <w:p>
-            <w:pPr>
-              <w:spacing w:before="0" w:after="40"/>
-              <w:jc w:val="center"/>
-            </w:pPr>
-            <w:r>
-              <w:rPr>
-                <w:rFonts w:ascii="Arial" w:hAnsi="Arial"/>
-                <w:b w:val="0"/>
-                <w:i/>
-                <w:color w:val="AAAAAA"/>
-                <w:sz w:val="20"/>
-              </w:rPr>
-              <w:t>[ Screenshot -- Add here ]</w:t>
-            </w:r>
-          </w:p>
-          <w:p>
-            <w:pPr>
-              <w:spacing w:before="0" w:after="0"/>
-              <w:jc w:val="center"/>
-            </w:pPr>
-            <w:r>
-              <w:rPr>
-                <w:rFonts w:ascii="Arial" w:hAnsi="Arial"/>
-                <w:b w:val="0"/>
-                <w:i/>
-                <w:color w:val="BBBBBB"/>
-                <w:sz w:val="18"/>
-              </w:rPr>
-              <w:t>Export dialog</w:t>
-            </w:r>
-          </w:p>
-        </w:tc>
-      </w:tr>
-    </w:tbl>
     <w:p>
       <w:pPr>
         <w:spacing w:before="120" w:after="0"/>
@@ -2438,71 +1983,6 @@
         <w:spacing w:before="120" w:after="0"/>
       </w:pPr>
     </w:p>
-    <w:tbl>
-      <w:tblPr>
-        <w:tblW w:w="9026" w:type="dxa"/>
-        <w:tblLook w:firstColumn="1" w:firstRow="1" w:lastColumn="0" w:lastRow="0" w:noHBand="0" w:noVBand="1" w:val="04A0"/>
-      </w:tblPr>
-      <w:tblGrid>
-        <w:gridCol w:w="9026"/>
-      </w:tblGrid>
-      <w:tr>
-        <w:trPr>
-          <w:trHeight w:val="1985" w:hRule="atLeast"/>
-        </w:trPr>
-        <w:tc>
-          <w:tcPr>
-            <w:tcW w:w="9026" w:type="dxa"/>
-            <w:tcBorders>
-              <w:top w:val="single" w:sz="4" w:space="0" w:color="CCCCCC"/>
-              <w:start w:val="single" w:sz="4" w:space="0" w:color="CCCCCC"/>
-              <w:bottom w:val="single" w:sz="4" w:space="0" w:color="CCCCCC"/>
-              <w:end w:val="single" w:sz="4" w:space="0" w:color="CCCCCC"/>
-            </w:tcBorders>
-            <w:shd w:val="clear" w:color="auto" w:fill="F2F2F2"/>
-            <w:tcMar>
-              <w:top w:w="160" w:type="dxa"/>
-              <w:start w:w="240" w:type="dxa"/>
-              <w:bottom w:w="160" w:type="dxa"/>
-              <w:end w:w="240" w:type="dxa"/>
-            </w:tcMar>
-            <w:vAlign w:val="center"/>
-          </w:tcPr>
-          <w:p>
-            <w:pPr>
-              <w:spacing w:before="0" w:after="40"/>
-              <w:jc w:val="center"/>
-            </w:pPr>
-            <w:r>
-              <w:rPr>
-                <w:rFonts w:ascii="Arial" w:hAnsi="Arial"/>
-                <w:b w:val="0"/>
-                <w:i/>
-                <w:color w:val="AAAAAA"/>
-                <w:sz w:val="20"/>
-              </w:rPr>
-              <w:t>[ Screenshot -- Add here ]</w:t>
-            </w:r>
-          </w:p>
-          <w:p>
-            <w:pPr>
-              <w:spacing w:before="0" w:after="0"/>
-              <w:jc w:val="center"/>
-            </w:pPr>
-            <w:r>
-              <w:rPr>
-                <w:rFonts w:ascii="Arial" w:hAnsi="Arial"/>
-                <w:b w:val="0"/>
-                <w:i/>
-                <w:color w:val="BBBBBB"/>
-                <w:sz w:val="18"/>
-              </w:rPr>
-              <w:t>Excel file Summary sheet with charts</w:t>
-            </w:r>
-          </w:p>
-        </w:tc>
-      </w:tr>
-    </w:tbl>
     <w:p>
       <w:pPr>
         <w:spacing w:before="120" w:after="0"/>
@@ -2603,71 +2083,6 @@
         <w:spacing w:before="120" w:after="0"/>
       </w:pPr>
     </w:p>
-    <w:tbl>
-      <w:tblPr>
-        <w:tblW w:w="9026" w:type="dxa"/>
-        <w:tblLook w:firstColumn="1" w:firstRow="1" w:lastColumn="0" w:lastRow="0" w:noHBand="0" w:noVBand="1" w:val="04A0"/>
-      </w:tblPr>
-      <w:tblGrid>
-        <w:gridCol w:w="9026"/>
-      </w:tblGrid>
-      <w:tr>
-        <w:trPr>
-          <w:trHeight w:val="1985" w:hRule="atLeast"/>
-        </w:trPr>
-        <w:tc>
-          <w:tcPr>
-            <w:tcW w:w="9026" w:type="dxa"/>
-            <w:tcBorders>
-              <w:top w:val="single" w:sz="4" w:space="0" w:color="CCCCCC"/>
-              <w:start w:val="single" w:sz="4" w:space="0" w:color="CCCCCC"/>
-              <w:bottom w:val="single" w:sz="4" w:space="0" w:color="CCCCCC"/>
-              <w:end w:val="single" w:sz="4" w:space="0" w:color="CCCCCC"/>
-            </w:tcBorders>
-            <w:shd w:val="clear" w:color="auto" w:fill="F2F2F2"/>
-            <w:tcMar>
-              <w:top w:w="160" w:type="dxa"/>
-              <w:start w:w="240" w:type="dxa"/>
-              <w:bottom w:w="160" w:type="dxa"/>
-              <w:end w:w="240" w:type="dxa"/>
-            </w:tcMar>
-            <w:vAlign w:val="center"/>
-          </w:tcPr>
-          <w:p>
-            <w:pPr>
-              <w:spacing w:before="0" w:after="40"/>
-              <w:jc w:val="center"/>
-            </w:pPr>
-            <w:r>
-              <w:rPr>
-                <w:rFonts w:ascii="Arial" w:hAnsi="Arial"/>
-                <w:b w:val="0"/>
-                <w:i/>
-                <w:color w:val="AAAAAA"/>
-                <w:sz w:val="20"/>
-              </w:rPr>
-              <w:t>[ Screenshot -- Add here ]</w:t>
-            </w:r>
-          </w:p>
-          <w:p>
-            <w:pPr>
-              <w:spacing w:before="0" w:after="0"/>
-              <w:jc w:val="center"/>
-            </w:pPr>
-            <w:r>
-              <w:rPr>
-                <w:rFonts w:ascii="Arial" w:hAnsi="Arial"/>
-                <w:b w:val="0"/>
-                <w:i/>
-                <w:color w:val="BBBBBB"/>
-                <w:sz w:val="18"/>
-              </w:rPr>
-              <w:t>Notifier App icon in system tray</w:t>
-            </w:r>
-          </w:p>
-        </w:tc>
-      </w:tr>
-    </w:tbl>
     <w:p>
       <w:pPr>
         <w:spacing w:before="120" w:after="0"/>
@@ -2909,71 +2324,6 @@
         <w:spacing w:before="120" w:after="0"/>
       </w:pPr>
     </w:p>
-    <w:tbl>
-      <w:tblPr>
-        <w:tblW w:w="9026" w:type="dxa"/>
-        <w:tblLook w:firstColumn="1" w:firstRow="1" w:lastColumn="0" w:lastRow="0" w:noHBand="0" w:noVBand="1" w:val="04A0"/>
-      </w:tblPr>
-      <w:tblGrid>
-        <w:gridCol w:w="9026"/>
-      </w:tblGrid>
-      <w:tr>
-        <w:trPr>
-          <w:trHeight w:val="1985" w:hRule="atLeast"/>
-        </w:trPr>
-        <w:tc>
-          <w:tcPr>
-            <w:tcW w:w="9026" w:type="dxa"/>
-            <w:tcBorders>
-              <w:top w:val="single" w:sz="4" w:space="0" w:color="CCCCCC"/>
-              <w:start w:val="single" w:sz="4" w:space="0" w:color="CCCCCC"/>
-              <w:bottom w:val="single" w:sz="4" w:space="0" w:color="CCCCCC"/>
-              <w:end w:val="single" w:sz="4" w:space="0" w:color="CCCCCC"/>
-            </w:tcBorders>
-            <w:shd w:val="clear" w:color="auto" w:fill="F2F2F2"/>
-            <w:tcMar>
-              <w:top w:w="160" w:type="dxa"/>
-              <w:start w:w="240" w:type="dxa"/>
-              <w:bottom w:w="160" w:type="dxa"/>
-              <w:end w:w="240" w:type="dxa"/>
-            </w:tcMar>
-            <w:vAlign w:val="center"/>
-          </w:tcPr>
-          <w:p>
-            <w:pPr>
-              <w:spacing w:before="0" w:after="40"/>
-              <w:jc w:val="center"/>
-            </w:pPr>
-            <w:r>
-              <w:rPr>
-                <w:rFonts w:ascii="Arial" w:hAnsi="Arial"/>
-                <w:b w:val="0"/>
-                <w:i/>
-                <w:color w:val="AAAAAA"/>
-                <w:sz w:val="20"/>
-              </w:rPr>
-              <w:t>[ Screenshot -- Add here ]</w:t>
-            </w:r>
-          </w:p>
-          <w:p>
-            <w:pPr>
-              <w:spacing w:before="0" w:after="0"/>
-              <w:jc w:val="center"/>
-            </w:pPr>
-            <w:r>
-              <w:rPr>
-                <w:rFonts w:ascii="Arial" w:hAnsi="Arial"/>
-                <w:b w:val="0"/>
-                <w:i/>
-                <w:color w:val="BBBBBB"/>
-                <w:sz w:val="18"/>
-              </w:rPr>
-              <w:t>Notification popup</w:t>
-            </w:r>
-          </w:p>
-        </w:tc>
-      </w:tr>
-    </w:tbl>
     <w:p>
       <w:pPr>
         <w:spacing w:before="120" w:after="0"/>
@@ -3335,71 +2685,6 @@
         <w:spacing w:before="120" w:after="0"/>
       </w:pPr>
     </w:p>
-    <w:tbl>
-      <w:tblPr>
-        <w:tblW w:w="9026" w:type="dxa"/>
-        <w:tblLook w:firstColumn="1" w:firstRow="1" w:lastColumn="0" w:lastRow="0" w:noHBand="0" w:noVBand="1" w:val="04A0"/>
-      </w:tblPr>
-      <w:tblGrid>
-        <w:gridCol w:w="9026"/>
-      </w:tblGrid>
-      <w:tr>
-        <w:trPr>
-          <w:trHeight w:val="1985" w:hRule="atLeast"/>
-        </w:trPr>
-        <w:tc>
-          <w:tcPr>
-            <w:tcW w:w="9026" w:type="dxa"/>
-            <w:tcBorders>
-              <w:top w:val="single" w:sz="4" w:space="0" w:color="CCCCCC"/>
-              <w:start w:val="single" w:sz="4" w:space="0" w:color="CCCCCC"/>
-              <w:bottom w:val="single" w:sz="4" w:space="0" w:color="CCCCCC"/>
-              <w:end w:val="single" w:sz="4" w:space="0" w:color="CCCCCC"/>
-            </w:tcBorders>
-            <w:shd w:val="clear" w:color="auto" w:fill="F2F2F2"/>
-            <w:tcMar>
-              <w:top w:w="160" w:type="dxa"/>
-              <w:start w:w="240" w:type="dxa"/>
-              <w:bottom w:w="160" w:type="dxa"/>
-              <w:end w:w="240" w:type="dxa"/>
-            </w:tcMar>
-            <w:vAlign w:val="center"/>
-          </w:tcPr>
-          <w:p>
-            <w:pPr>
-              <w:spacing w:before="0" w:after="40"/>
-              <w:jc w:val="center"/>
-            </w:pPr>
-            <w:r>
-              <w:rPr>
-                <w:rFonts w:ascii="Arial" w:hAnsi="Arial"/>
-                <w:b w:val="0"/>
-                <w:i/>
-                <w:color w:val="AAAAAA"/>
-                <w:sz w:val="20"/>
-              </w:rPr>
-              <w:t>[ Screenshot -- Add here ]</w:t>
-            </w:r>
-          </w:p>
-          <w:p>
-            <w:pPr>
-              <w:spacing w:before="0" w:after="0"/>
-              <w:jc w:val="center"/>
-            </w:pPr>
-            <w:r>
-              <w:rPr>
-                <w:rFonts w:ascii="Arial" w:hAnsi="Arial"/>
-                <w:b w:val="0"/>
-                <w:i/>
-                <w:color w:val="BBBBBB"/>
-                <w:sz w:val="18"/>
-              </w:rPr>
-              <w:t>Notifier Dashboard</w:t>
-            </w:r>
-          </w:p>
-        </w:tc>
-      </w:tr>
-    </w:tbl>
     <w:p>
       <w:pPr>
         <w:spacing w:before="120" w:after="0"/>
@@ -3534,71 +2819,6 @@
         <w:spacing w:before="120" w:after="0"/>
       </w:pPr>
     </w:p>
-    <w:tbl>
-      <w:tblPr>
-        <w:tblW w:w="9026" w:type="dxa"/>
-        <w:tblLook w:firstColumn="1" w:firstRow="1" w:lastColumn="0" w:lastRow="0" w:noHBand="0" w:noVBand="1" w:val="04A0"/>
-      </w:tblPr>
-      <w:tblGrid>
-        <w:gridCol w:w="9026"/>
-      </w:tblGrid>
-      <w:tr>
-        <w:trPr>
-          <w:trHeight w:val="1985" w:hRule="atLeast"/>
-        </w:trPr>
-        <w:tc>
-          <w:tcPr>
-            <w:tcW w:w="9026" w:type="dxa"/>
-            <w:tcBorders>
-              <w:top w:val="single" w:sz="4" w:space="0" w:color="CCCCCC"/>
-              <w:start w:val="single" w:sz="4" w:space="0" w:color="CCCCCC"/>
-              <w:bottom w:val="single" w:sz="4" w:space="0" w:color="CCCCCC"/>
-              <w:end w:val="single" w:sz="4" w:space="0" w:color="CCCCCC"/>
-            </w:tcBorders>
-            <w:shd w:val="clear" w:color="auto" w:fill="F2F2F2"/>
-            <w:tcMar>
-              <w:top w:w="160" w:type="dxa"/>
-              <w:start w:w="240" w:type="dxa"/>
-              <w:bottom w:w="160" w:type="dxa"/>
-              <w:end w:w="240" w:type="dxa"/>
-            </w:tcMar>
-            <w:vAlign w:val="center"/>
-          </w:tcPr>
-          <w:p>
-            <w:pPr>
-              <w:spacing w:before="0" w:after="40"/>
-              <w:jc w:val="center"/>
-            </w:pPr>
-            <w:r>
-              <w:rPr>
-                <w:rFonts w:ascii="Arial" w:hAnsi="Arial"/>
-                <w:b w:val="0"/>
-                <w:i/>
-                <w:color w:val="AAAAAA"/>
-                <w:sz w:val="20"/>
-              </w:rPr>
-              <w:t>[ Screenshot -- Add here ]</w:t>
-            </w:r>
-          </w:p>
-          <w:p>
-            <w:pPr>
-              <w:spacing w:before="0" w:after="0"/>
-              <w:jc w:val="center"/>
-            </w:pPr>
-            <w:r>
-              <w:rPr>
-                <w:rFonts w:ascii="Arial" w:hAnsi="Arial"/>
-                <w:b w:val="0"/>
-                <w:i/>
-                <w:color w:val="BBBBBB"/>
-                <w:sz w:val="18"/>
-              </w:rPr>
-              <w:t>Notifier Settings window</w:t>
-            </w:r>
-          </w:p>
-        </w:tc>
-      </w:tr>
-    </w:tbl>
     <w:p>
       <w:pPr>
         <w:spacing w:before="120" w:after="0"/>

--- a/AssetManager_User_Manual.docx
+++ b/AssetManager_User_Manual.docx
@@ -2775,7 +2775,7 @@
           <w:color w:val="111111"/>
           <w:sz w:val="22"/>
         </w:rPr>
-        <w:t>You can change your name (Team Member) and how often the app checks for new transactions (every 30 seconds by default).</w:t>
+        <w:t>You can change your name (Team Member) and how often the app checks for new transactions (every 5 minutes by default).</w:t>
       </w:r>
     </w:p>
     <w:p>

--- a/AssetManager_User_Manual.docx
+++ b/AssetManager_User_Manual.docx
@@ -366,6 +366,71 @@
         <w:spacing w:before="120" w:after="0"/>
       </w:pPr>
     </w:p>
+    <w:tbl>
+      <w:tblPr>
+        <w:tblW w:w="9026" w:type="dxa"/>
+        <w:tblLook w:firstColumn="1" w:firstRow="1" w:lastColumn="0" w:lastRow="0" w:noHBand="0" w:noVBand="1" w:val="04A0"/>
+      </w:tblPr>
+      <w:tblGrid>
+        <w:gridCol w:w="9026"/>
+      </w:tblGrid>
+      <w:tr>
+        <w:trPr>
+          <w:trHeight w:val="1985" w:hRule="atLeast"/>
+        </w:trPr>
+        <w:tc>
+          <w:tcPr>
+            <w:tcW w:w="9026" w:type="dxa"/>
+            <w:tcBorders>
+              <w:top w:val="single" w:sz="4" w:space="0" w:color="CCCCCC"/>
+              <w:start w:val="single" w:sz="4" w:space="0" w:color="CCCCCC"/>
+              <w:bottom w:val="single" w:sz="4" w:space="0" w:color="CCCCCC"/>
+              <w:end w:val="single" w:sz="4" w:space="0" w:color="CCCCCC"/>
+            </w:tcBorders>
+            <w:shd w:val="clear" w:color="auto" w:fill="F2F2F2"/>
+            <w:tcMar>
+              <w:top w:w="160" w:type="dxa"/>
+              <w:start w:w="240" w:type="dxa"/>
+              <w:bottom w:w="160" w:type="dxa"/>
+              <w:end w:w="240" w:type="dxa"/>
+            </w:tcMar>
+            <w:vAlign w:val="center"/>
+          </w:tcPr>
+          <w:p>
+            <w:pPr>
+              <w:spacing w:before="0" w:after="40"/>
+              <w:jc w:val="center"/>
+            </w:pPr>
+            <w:r>
+              <w:rPr>
+                <w:rFonts w:ascii="Arial" w:hAnsi="Arial"/>
+                <w:b w:val="0"/>
+                <w:i/>
+                <w:color w:val="AAAAAA"/>
+                <w:sz w:val="20"/>
+              </w:rPr>
+              <w:t>[ Screenshot -- Add here ]</w:t>
+            </w:r>
+          </w:p>
+          <w:p>
+            <w:pPr>
+              <w:spacing w:before="0" w:after="0"/>
+              <w:jc w:val="center"/>
+            </w:pPr>
+            <w:r>
+              <w:rPr>
+                <w:rFonts w:ascii="Arial" w:hAnsi="Arial"/>
+                <w:b w:val="0"/>
+                <w:i/>
+                <w:color w:val="BBBBBB"/>
+                <w:sz w:val="18"/>
+              </w:rPr>
+              <w:t>Storekeeper App home screen</w:t>
+            </w:r>
+          </w:p>
+        </w:tc>
+      </w:tr>
+    </w:tbl>
     <w:p>
       <w:pPr>
         <w:spacing w:before="120" w:after="0"/>
@@ -692,6 +757,71 @@
         <w:spacing w:before="120" w:after="0"/>
       </w:pPr>
     </w:p>
+    <w:tbl>
+      <w:tblPr>
+        <w:tblW w:w="9026" w:type="dxa"/>
+        <w:tblLook w:firstColumn="1" w:firstRow="1" w:lastColumn="0" w:lastRow="0" w:noHBand="0" w:noVBand="1" w:val="04A0"/>
+      </w:tblPr>
+      <w:tblGrid>
+        <w:gridCol w:w="9026"/>
+      </w:tblGrid>
+      <w:tr>
+        <w:trPr>
+          <w:trHeight w:val="1985" w:hRule="atLeast"/>
+        </w:trPr>
+        <w:tc>
+          <w:tcPr>
+            <w:tcW w:w="9026" w:type="dxa"/>
+            <w:tcBorders>
+              <w:top w:val="single" w:sz="4" w:space="0" w:color="CCCCCC"/>
+              <w:start w:val="single" w:sz="4" w:space="0" w:color="CCCCCC"/>
+              <w:bottom w:val="single" w:sz="4" w:space="0" w:color="CCCCCC"/>
+              <w:end w:val="single" w:sz="4" w:space="0" w:color="CCCCCC"/>
+            </w:tcBorders>
+            <w:shd w:val="clear" w:color="auto" w:fill="F2F2F2"/>
+            <w:tcMar>
+              <w:top w:w="160" w:type="dxa"/>
+              <w:start w:w="240" w:type="dxa"/>
+              <w:bottom w:w="160" w:type="dxa"/>
+              <w:end w:w="240" w:type="dxa"/>
+            </w:tcMar>
+            <w:vAlign w:val="center"/>
+          </w:tcPr>
+          <w:p>
+            <w:pPr>
+              <w:spacing w:before="0" w:after="40"/>
+              <w:jc w:val="center"/>
+            </w:pPr>
+            <w:r>
+              <w:rPr>
+                <w:rFonts w:ascii="Arial" w:hAnsi="Arial"/>
+                <w:b w:val="0"/>
+                <w:i/>
+                <w:color w:val="AAAAAA"/>
+                <w:sz w:val="20"/>
+              </w:rPr>
+              <w:t>[ Screenshot -- Add here ]</w:t>
+            </w:r>
+          </w:p>
+          <w:p>
+            <w:pPr>
+              <w:spacing w:before="0" w:after="0"/>
+              <w:jc w:val="center"/>
+            </w:pPr>
+            <w:r>
+              <w:rPr>
+                <w:rFonts w:ascii="Arial" w:hAnsi="Arial"/>
+                <w:b w:val="0"/>
+                <w:i/>
+                <w:color w:val="BBBBBB"/>
+                <w:sz w:val="18"/>
+              </w:rPr>
+              <w:t>Form filled out for Out Store</w:t>
+            </w:r>
+          </w:p>
+        </w:tc>
+      </w:tr>
+    </w:tbl>
     <w:p>
       <w:pPr>
         <w:spacing w:before="120" w:after="0"/>
@@ -962,6 +1092,71 @@
         <w:spacing w:before="120" w:after="0"/>
       </w:pPr>
     </w:p>
+    <w:tbl>
+      <w:tblPr>
+        <w:tblW w:w="9026" w:type="dxa"/>
+        <w:tblLook w:firstColumn="1" w:firstRow="1" w:lastColumn="0" w:lastRow="0" w:noHBand="0" w:noVBand="1" w:val="04A0"/>
+      </w:tblPr>
+      <w:tblGrid>
+        <w:gridCol w:w="9026"/>
+      </w:tblGrid>
+      <w:tr>
+        <w:trPr>
+          <w:trHeight w:val="1985" w:hRule="atLeast"/>
+        </w:trPr>
+        <w:tc>
+          <w:tcPr>
+            <w:tcW w:w="9026" w:type="dxa"/>
+            <w:tcBorders>
+              <w:top w:val="single" w:sz="4" w:space="0" w:color="CCCCCC"/>
+              <w:start w:val="single" w:sz="4" w:space="0" w:color="CCCCCC"/>
+              <w:bottom w:val="single" w:sz="4" w:space="0" w:color="CCCCCC"/>
+              <w:end w:val="single" w:sz="4" w:space="0" w:color="CCCCCC"/>
+            </w:tcBorders>
+            <w:shd w:val="clear" w:color="auto" w:fill="F2F2F2"/>
+            <w:tcMar>
+              <w:top w:w="160" w:type="dxa"/>
+              <w:start w:w="240" w:type="dxa"/>
+              <w:bottom w:w="160" w:type="dxa"/>
+              <w:end w:w="240" w:type="dxa"/>
+            </w:tcMar>
+            <w:vAlign w:val="center"/>
+          </w:tcPr>
+          <w:p>
+            <w:pPr>
+              <w:spacing w:before="0" w:after="40"/>
+              <w:jc w:val="center"/>
+            </w:pPr>
+            <w:r>
+              <w:rPr>
+                <w:rFonts w:ascii="Arial" w:hAnsi="Arial"/>
+                <w:b w:val="0"/>
+                <w:i/>
+                <w:color w:val="AAAAAA"/>
+                <w:sz w:val="20"/>
+              </w:rPr>
+              <w:t>[ Screenshot -- Add here ]</w:t>
+            </w:r>
+          </w:p>
+          <w:p>
+            <w:pPr>
+              <w:spacing w:before="0" w:after="0"/>
+              <w:jc w:val="center"/>
+            </w:pPr>
+            <w:r>
+              <w:rPr>
+                <w:rFonts w:ascii="Arial" w:hAnsi="Arial"/>
+                <w:b w:val="0"/>
+                <w:i/>
+                <w:color w:val="BBBBBB"/>
+                <w:sz w:val="18"/>
+              </w:rPr>
+              <w:t>Form filled out for In Store</w:t>
+            </w:r>
+          </w:p>
+        </w:tc>
+      </w:tr>
+    </w:tbl>
     <w:p>
       <w:pPr>
         <w:spacing w:before="120" w:after="0"/>
@@ -1168,6 +1363,71 @@
         <w:spacing w:before="120" w:after="0"/>
       </w:pPr>
     </w:p>
+    <w:tbl>
+      <w:tblPr>
+        <w:tblW w:w="9026" w:type="dxa"/>
+        <w:tblLook w:firstColumn="1" w:firstRow="1" w:lastColumn="0" w:lastRow="0" w:noHBand="0" w:noVBand="1" w:val="04A0"/>
+      </w:tblPr>
+      <w:tblGrid>
+        <w:gridCol w:w="9026"/>
+      </w:tblGrid>
+      <w:tr>
+        <w:trPr>
+          <w:trHeight w:val="1985" w:hRule="atLeast"/>
+        </w:trPr>
+        <w:tc>
+          <w:tcPr>
+            <w:tcW w:w="9026" w:type="dxa"/>
+            <w:tcBorders>
+              <w:top w:val="single" w:sz="4" w:space="0" w:color="CCCCCC"/>
+              <w:start w:val="single" w:sz="4" w:space="0" w:color="CCCCCC"/>
+              <w:bottom w:val="single" w:sz="4" w:space="0" w:color="CCCCCC"/>
+              <w:end w:val="single" w:sz="4" w:space="0" w:color="CCCCCC"/>
+            </w:tcBorders>
+            <w:shd w:val="clear" w:color="auto" w:fill="F2F2F2"/>
+            <w:tcMar>
+              <w:top w:w="160" w:type="dxa"/>
+              <w:start w:w="240" w:type="dxa"/>
+              <w:bottom w:w="160" w:type="dxa"/>
+              <w:end w:w="240" w:type="dxa"/>
+            </w:tcMar>
+            <w:vAlign w:val="center"/>
+          </w:tcPr>
+          <w:p>
+            <w:pPr>
+              <w:spacing w:before="0" w:after="40"/>
+              <w:jc w:val="center"/>
+            </w:pPr>
+            <w:r>
+              <w:rPr>
+                <w:rFonts w:ascii="Arial" w:hAnsi="Arial"/>
+                <w:b w:val="0"/>
+                <w:i/>
+                <w:color w:val="AAAAAA"/>
+                <w:sz w:val="20"/>
+              </w:rPr>
+              <w:t>[ Screenshot -- Add here ]</w:t>
+            </w:r>
+          </w:p>
+          <w:p>
+            <w:pPr>
+              <w:spacing w:before="0" w:after="0"/>
+              <w:jc w:val="center"/>
+            </w:pPr>
+            <w:r>
+              <w:rPr>
+                <w:rFonts w:ascii="Arial" w:hAnsi="Arial"/>
+                <w:b w:val="0"/>
+                <w:i/>
+                <w:color w:val="BBBBBB"/>
+                <w:sz w:val="18"/>
+              </w:rPr>
+              <w:t>Duplicate pending error message</w:t>
+            </w:r>
+          </w:p>
+        </w:tc>
+      </w:tr>
+    </w:tbl>
     <w:p>
       <w:pPr>
         <w:spacing w:before="120" w:after="0"/>
@@ -1485,6 +1745,71 @@
         <w:spacing w:before="120" w:after="0"/>
       </w:pPr>
     </w:p>
+    <w:tbl>
+      <w:tblPr>
+        <w:tblW w:w="9026" w:type="dxa"/>
+        <w:tblLook w:firstColumn="1" w:firstRow="1" w:lastColumn="0" w:lastRow="0" w:noHBand="0" w:noVBand="1" w:val="04A0"/>
+      </w:tblPr>
+      <w:tblGrid>
+        <w:gridCol w:w="9026"/>
+      </w:tblGrid>
+      <w:tr>
+        <w:trPr>
+          <w:trHeight w:val="1985" w:hRule="atLeast"/>
+        </w:trPr>
+        <w:tc>
+          <w:tcPr>
+            <w:tcW w:w="9026" w:type="dxa"/>
+            <w:tcBorders>
+              <w:top w:val="single" w:sz="4" w:space="0" w:color="CCCCCC"/>
+              <w:start w:val="single" w:sz="4" w:space="0" w:color="CCCCCC"/>
+              <w:bottom w:val="single" w:sz="4" w:space="0" w:color="CCCCCC"/>
+              <w:end w:val="single" w:sz="4" w:space="0" w:color="CCCCCC"/>
+            </w:tcBorders>
+            <w:shd w:val="clear" w:color="auto" w:fill="F2F2F2"/>
+            <w:tcMar>
+              <w:top w:w="160" w:type="dxa"/>
+              <w:start w:w="240" w:type="dxa"/>
+              <w:bottom w:w="160" w:type="dxa"/>
+              <w:end w:w="240" w:type="dxa"/>
+            </w:tcMar>
+            <w:vAlign w:val="center"/>
+          </w:tcPr>
+          <w:p>
+            <w:pPr>
+              <w:spacing w:before="0" w:after="40"/>
+              <w:jc w:val="center"/>
+            </w:pPr>
+            <w:r>
+              <w:rPr>
+                <w:rFonts w:ascii="Arial" w:hAnsi="Arial"/>
+                <w:b w:val="0"/>
+                <w:i/>
+                <w:color w:val="AAAAAA"/>
+                <w:sz w:val="20"/>
+              </w:rPr>
+              <w:t>[ Screenshot -- Add here ]</w:t>
+            </w:r>
+          </w:p>
+          <w:p>
+            <w:pPr>
+              <w:spacing w:before="0" w:after="0"/>
+              <w:jc w:val="center"/>
+            </w:pPr>
+            <w:r>
+              <w:rPr>
+                <w:rFonts w:ascii="Arial" w:hAnsi="Arial"/>
+                <w:b w:val="0"/>
+                <w:i/>
+                <w:color w:val="BBBBBB"/>
+                <w:sz w:val="18"/>
+              </w:rPr>
+              <w:t>Bulk scan mode with a list of assets</w:t>
+            </w:r>
+          </w:p>
+        </w:tc>
+      </w:tr>
+    </w:tbl>
     <w:p>
       <w:pPr>
         <w:spacing w:before="120" w:after="0"/>
@@ -1623,6 +1948,71 @@
         <w:spacing w:before="120" w:after="0"/>
       </w:pPr>
     </w:p>
+    <w:tbl>
+      <w:tblPr>
+        <w:tblW w:w="9026" w:type="dxa"/>
+        <w:tblLook w:firstColumn="1" w:firstRow="1" w:lastColumn="0" w:lastRow="0" w:noHBand="0" w:noVBand="1" w:val="04A0"/>
+      </w:tblPr>
+      <w:tblGrid>
+        <w:gridCol w:w="9026"/>
+      </w:tblGrid>
+      <w:tr>
+        <w:trPr>
+          <w:trHeight w:val="1985" w:hRule="atLeast"/>
+        </w:trPr>
+        <w:tc>
+          <w:tcPr>
+            <w:tcW w:w="9026" w:type="dxa"/>
+            <w:tcBorders>
+              <w:top w:val="single" w:sz="4" w:space="0" w:color="CCCCCC"/>
+              <w:start w:val="single" w:sz="4" w:space="0" w:color="CCCCCC"/>
+              <w:bottom w:val="single" w:sz="4" w:space="0" w:color="CCCCCC"/>
+              <w:end w:val="single" w:sz="4" w:space="0" w:color="CCCCCC"/>
+            </w:tcBorders>
+            <w:shd w:val="clear" w:color="auto" w:fill="F2F2F2"/>
+            <w:tcMar>
+              <w:top w:w="160" w:type="dxa"/>
+              <w:start w:w="240" w:type="dxa"/>
+              <w:bottom w:w="160" w:type="dxa"/>
+              <w:end w:w="240" w:type="dxa"/>
+            </w:tcMar>
+            <w:vAlign w:val="center"/>
+          </w:tcPr>
+          <w:p>
+            <w:pPr>
+              <w:spacing w:before="0" w:after="40"/>
+              <w:jc w:val="center"/>
+            </w:pPr>
+            <w:r>
+              <w:rPr>
+                <w:rFonts w:ascii="Arial" w:hAnsi="Arial"/>
+                <w:b w:val="0"/>
+                <w:i/>
+                <w:color w:val="AAAAAA"/>
+                <w:sz w:val="20"/>
+              </w:rPr>
+              <w:t>[ Screenshot -- Add here ]</w:t>
+            </w:r>
+          </w:p>
+          <w:p>
+            <w:pPr>
+              <w:spacing w:before="0" w:after="0"/>
+              <w:jc w:val="center"/>
+            </w:pPr>
+            <w:r>
+              <w:rPr>
+                <w:rFonts w:ascii="Arial" w:hAnsi="Arial"/>
+                <w:b w:val="0"/>
+                <w:i/>
+                <w:color w:val="BBBBBB"/>
+                <w:sz w:val="18"/>
+              </w:rPr>
+              <w:t>History tab with transactions</w:t>
+            </w:r>
+          </w:p>
+        </w:tc>
+      </w:tr>
+    </w:tbl>
     <w:p>
       <w:pPr>
         <w:spacing w:before="120" w:after="0"/>
@@ -1973,6 +2363,71 @@
         <w:spacing w:before="120" w:after="0"/>
       </w:pPr>
     </w:p>
+    <w:tbl>
+      <w:tblPr>
+        <w:tblW w:w="9026" w:type="dxa"/>
+        <w:tblLook w:firstColumn="1" w:firstRow="1" w:lastColumn="0" w:lastRow="0" w:noHBand="0" w:noVBand="1" w:val="04A0"/>
+      </w:tblPr>
+      <w:tblGrid>
+        <w:gridCol w:w="9026"/>
+      </w:tblGrid>
+      <w:tr>
+        <w:trPr>
+          <w:trHeight w:val="1985" w:hRule="atLeast"/>
+        </w:trPr>
+        <w:tc>
+          <w:tcPr>
+            <w:tcW w:w="9026" w:type="dxa"/>
+            <w:tcBorders>
+              <w:top w:val="single" w:sz="4" w:space="0" w:color="CCCCCC"/>
+              <w:start w:val="single" w:sz="4" w:space="0" w:color="CCCCCC"/>
+              <w:bottom w:val="single" w:sz="4" w:space="0" w:color="CCCCCC"/>
+              <w:end w:val="single" w:sz="4" w:space="0" w:color="CCCCCC"/>
+            </w:tcBorders>
+            <w:shd w:val="clear" w:color="auto" w:fill="F2F2F2"/>
+            <w:tcMar>
+              <w:top w:w="160" w:type="dxa"/>
+              <w:start w:w="240" w:type="dxa"/>
+              <w:bottom w:w="160" w:type="dxa"/>
+              <w:end w:w="240" w:type="dxa"/>
+            </w:tcMar>
+            <w:vAlign w:val="center"/>
+          </w:tcPr>
+          <w:p>
+            <w:pPr>
+              <w:spacing w:before="0" w:after="40"/>
+              <w:jc w:val="center"/>
+            </w:pPr>
+            <w:r>
+              <w:rPr>
+                <w:rFonts w:ascii="Arial" w:hAnsi="Arial"/>
+                <w:b w:val="0"/>
+                <w:i/>
+                <w:color w:val="AAAAAA"/>
+                <w:sz w:val="20"/>
+              </w:rPr>
+              <w:t>[ Screenshot -- Add here ]</w:t>
+            </w:r>
+          </w:p>
+          <w:p>
+            <w:pPr>
+              <w:spacing w:before="0" w:after="0"/>
+              <w:jc w:val="center"/>
+            </w:pPr>
+            <w:r>
+              <w:rPr>
+                <w:rFonts w:ascii="Arial" w:hAnsi="Arial"/>
+                <w:b w:val="0"/>
+                <w:i/>
+                <w:color w:val="BBBBBB"/>
+                <w:sz w:val="18"/>
+              </w:rPr>
+              <w:t>Export dialog</w:t>
+            </w:r>
+          </w:p>
+        </w:tc>
+      </w:tr>
+    </w:tbl>
     <w:p>
       <w:pPr>
         <w:spacing w:before="120" w:after="0"/>
@@ -1983,6 +2438,71 @@
         <w:spacing w:before="120" w:after="0"/>
       </w:pPr>
     </w:p>
+    <w:tbl>
+      <w:tblPr>
+        <w:tblW w:w="9026" w:type="dxa"/>
+        <w:tblLook w:firstColumn="1" w:firstRow="1" w:lastColumn="0" w:lastRow="0" w:noHBand="0" w:noVBand="1" w:val="04A0"/>
+      </w:tblPr>
+      <w:tblGrid>
+        <w:gridCol w:w="9026"/>
+      </w:tblGrid>
+      <w:tr>
+        <w:trPr>
+          <w:trHeight w:val="1985" w:hRule="atLeast"/>
+        </w:trPr>
+        <w:tc>
+          <w:tcPr>
+            <w:tcW w:w="9026" w:type="dxa"/>
+            <w:tcBorders>
+              <w:top w:val="single" w:sz="4" w:space="0" w:color="CCCCCC"/>
+              <w:start w:val="single" w:sz="4" w:space="0" w:color="CCCCCC"/>
+              <w:bottom w:val="single" w:sz="4" w:space="0" w:color="CCCCCC"/>
+              <w:end w:val="single" w:sz="4" w:space="0" w:color="CCCCCC"/>
+            </w:tcBorders>
+            <w:shd w:val="clear" w:color="auto" w:fill="F2F2F2"/>
+            <w:tcMar>
+              <w:top w:w="160" w:type="dxa"/>
+              <w:start w:w="240" w:type="dxa"/>
+              <w:bottom w:w="160" w:type="dxa"/>
+              <w:end w:w="240" w:type="dxa"/>
+            </w:tcMar>
+            <w:vAlign w:val="center"/>
+          </w:tcPr>
+          <w:p>
+            <w:pPr>
+              <w:spacing w:before="0" w:after="40"/>
+              <w:jc w:val="center"/>
+            </w:pPr>
+            <w:r>
+              <w:rPr>
+                <w:rFonts w:ascii="Arial" w:hAnsi="Arial"/>
+                <w:b w:val="0"/>
+                <w:i/>
+                <w:color w:val="AAAAAA"/>
+                <w:sz w:val="20"/>
+              </w:rPr>
+              <w:t>[ Screenshot -- Add here ]</w:t>
+            </w:r>
+          </w:p>
+          <w:p>
+            <w:pPr>
+              <w:spacing w:before="0" w:after="0"/>
+              <w:jc w:val="center"/>
+            </w:pPr>
+            <w:r>
+              <w:rPr>
+                <w:rFonts w:ascii="Arial" w:hAnsi="Arial"/>
+                <w:b w:val="0"/>
+                <w:i/>
+                <w:color w:val="BBBBBB"/>
+                <w:sz w:val="18"/>
+              </w:rPr>
+              <w:t>Excel file Summary sheet with charts</w:t>
+            </w:r>
+          </w:p>
+        </w:tc>
+      </w:tr>
+    </w:tbl>
     <w:p>
       <w:pPr>
         <w:spacing w:before="120" w:after="0"/>
@@ -2083,6 +2603,71 @@
         <w:spacing w:before="120" w:after="0"/>
       </w:pPr>
     </w:p>
+    <w:tbl>
+      <w:tblPr>
+        <w:tblW w:w="9026" w:type="dxa"/>
+        <w:tblLook w:firstColumn="1" w:firstRow="1" w:lastColumn="0" w:lastRow="0" w:noHBand="0" w:noVBand="1" w:val="04A0"/>
+      </w:tblPr>
+      <w:tblGrid>
+        <w:gridCol w:w="9026"/>
+      </w:tblGrid>
+      <w:tr>
+        <w:trPr>
+          <w:trHeight w:val="1985" w:hRule="atLeast"/>
+        </w:trPr>
+        <w:tc>
+          <w:tcPr>
+            <w:tcW w:w="9026" w:type="dxa"/>
+            <w:tcBorders>
+              <w:top w:val="single" w:sz="4" w:space="0" w:color="CCCCCC"/>
+              <w:start w:val="single" w:sz="4" w:space="0" w:color="CCCCCC"/>
+              <w:bottom w:val="single" w:sz="4" w:space="0" w:color="CCCCCC"/>
+              <w:end w:val="single" w:sz="4" w:space="0" w:color="CCCCCC"/>
+            </w:tcBorders>
+            <w:shd w:val="clear" w:color="auto" w:fill="F2F2F2"/>
+            <w:tcMar>
+              <w:top w:w="160" w:type="dxa"/>
+              <w:start w:w="240" w:type="dxa"/>
+              <w:bottom w:w="160" w:type="dxa"/>
+              <w:end w:w="240" w:type="dxa"/>
+            </w:tcMar>
+            <w:vAlign w:val="center"/>
+          </w:tcPr>
+          <w:p>
+            <w:pPr>
+              <w:spacing w:before="0" w:after="40"/>
+              <w:jc w:val="center"/>
+            </w:pPr>
+            <w:r>
+              <w:rPr>
+                <w:rFonts w:ascii="Arial" w:hAnsi="Arial"/>
+                <w:b w:val="0"/>
+                <w:i/>
+                <w:color w:val="AAAAAA"/>
+                <w:sz w:val="20"/>
+              </w:rPr>
+              <w:t>[ Screenshot -- Add here ]</w:t>
+            </w:r>
+          </w:p>
+          <w:p>
+            <w:pPr>
+              <w:spacing w:before="0" w:after="0"/>
+              <w:jc w:val="center"/>
+            </w:pPr>
+            <w:r>
+              <w:rPr>
+                <w:rFonts w:ascii="Arial" w:hAnsi="Arial"/>
+                <w:b w:val="0"/>
+                <w:i/>
+                <w:color w:val="BBBBBB"/>
+                <w:sz w:val="18"/>
+              </w:rPr>
+              <w:t>Notifier App icon in system tray</w:t>
+            </w:r>
+          </w:p>
+        </w:tc>
+      </w:tr>
+    </w:tbl>
     <w:p>
       <w:pPr>
         <w:spacing w:before="120" w:after="0"/>
@@ -2324,6 +2909,71 @@
         <w:spacing w:before="120" w:after="0"/>
       </w:pPr>
     </w:p>
+    <w:tbl>
+      <w:tblPr>
+        <w:tblW w:w="9026" w:type="dxa"/>
+        <w:tblLook w:firstColumn="1" w:firstRow="1" w:lastColumn="0" w:lastRow="0" w:noHBand="0" w:noVBand="1" w:val="04A0"/>
+      </w:tblPr>
+      <w:tblGrid>
+        <w:gridCol w:w="9026"/>
+      </w:tblGrid>
+      <w:tr>
+        <w:trPr>
+          <w:trHeight w:val="1985" w:hRule="atLeast"/>
+        </w:trPr>
+        <w:tc>
+          <w:tcPr>
+            <w:tcW w:w="9026" w:type="dxa"/>
+            <w:tcBorders>
+              <w:top w:val="single" w:sz="4" w:space="0" w:color="CCCCCC"/>
+              <w:start w:val="single" w:sz="4" w:space="0" w:color="CCCCCC"/>
+              <w:bottom w:val="single" w:sz="4" w:space="0" w:color="CCCCCC"/>
+              <w:end w:val="single" w:sz="4" w:space="0" w:color="CCCCCC"/>
+            </w:tcBorders>
+            <w:shd w:val="clear" w:color="auto" w:fill="F2F2F2"/>
+            <w:tcMar>
+              <w:top w:w="160" w:type="dxa"/>
+              <w:start w:w="240" w:type="dxa"/>
+              <w:bottom w:w="160" w:type="dxa"/>
+              <w:end w:w="240" w:type="dxa"/>
+            </w:tcMar>
+            <w:vAlign w:val="center"/>
+          </w:tcPr>
+          <w:p>
+            <w:pPr>
+              <w:spacing w:before="0" w:after="40"/>
+              <w:jc w:val="center"/>
+            </w:pPr>
+            <w:r>
+              <w:rPr>
+                <w:rFonts w:ascii="Arial" w:hAnsi="Arial"/>
+                <w:b w:val="0"/>
+                <w:i/>
+                <w:color w:val="AAAAAA"/>
+                <w:sz w:val="20"/>
+              </w:rPr>
+              <w:t>[ Screenshot -- Add here ]</w:t>
+            </w:r>
+          </w:p>
+          <w:p>
+            <w:pPr>
+              <w:spacing w:before="0" w:after="0"/>
+              <w:jc w:val="center"/>
+            </w:pPr>
+            <w:r>
+              <w:rPr>
+                <w:rFonts w:ascii="Arial" w:hAnsi="Arial"/>
+                <w:b w:val="0"/>
+                <w:i/>
+                <w:color w:val="BBBBBB"/>
+                <w:sz w:val="18"/>
+              </w:rPr>
+              <w:t>Notification popup</w:t>
+            </w:r>
+          </w:p>
+        </w:tc>
+      </w:tr>
+    </w:tbl>
     <w:p>
       <w:pPr>
         <w:spacing w:before="120" w:after="0"/>
@@ -2685,6 +3335,71 @@
         <w:spacing w:before="120" w:after="0"/>
       </w:pPr>
     </w:p>
+    <w:tbl>
+      <w:tblPr>
+        <w:tblW w:w="9026" w:type="dxa"/>
+        <w:tblLook w:firstColumn="1" w:firstRow="1" w:lastColumn="0" w:lastRow="0" w:noHBand="0" w:noVBand="1" w:val="04A0"/>
+      </w:tblPr>
+      <w:tblGrid>
+        <w:gridCol w:w="9026"/>
+      </w:tblGrid>
+      <w:tr>
+        <w:trPr>
+          <w:trHeight w:val="1985" w:hRule="atLeast"/>
+        </w:trPr>
+        <w:tc>
+          <w:tcPr>
+            <w:tcW w:w="9026" w:type="dxa"/>
+            <w:tcBorders>
+              <w:top w:val="single" w:sz="4" w:space="0" w:color="CCCCCC"/>
+              <w:start w:val="single" w:sz="4" w:space="0" w:color="CCCCCC"/>
+              <w:bottom w:val="single" w:sz="4" w:space="0" w:color="CCCCCC"/>
+              <w:end w:val="single" w:sz="4" w:space="0" w:color="CCCCCC"/>
+            </w:tcBorders>
+            <w:shd w:val="clear" w:color="auto" w:fill="F2F2F2"/>
+            <w:tcMar>
+              <w:top w:w="160" w:type="dxa"/>
+              <w:start w:w="240" w:type="dxa"/>
+              <w:bottom w:w="160" w:type="dxa"/>
+              <w:end w:w="240" w:type="dxa"/>
+            </w:tcMar>
+            <w:vAlign w:val="center"/>
+          </w:tcPr>
+          <w:p>
+            <w:pPr>
+              <w:spacing w:before="0" w:after="40"/>
+              <w:jc w:val="center"/>
+            </w:pPr>
+            <w:r>
+              <w:rPr>
+                <w:rFonts w:ascii="Arial" w:hAnsi="Arial"/>
+                <w:b w:val="0"/>
+                <w:i/>
+                <w:color w:val="AAAAAA"/>
+                <w:sz w:val="20"/>
+              </w:rPr>
+              <w:t>[ Screenshot -- Add here ]</w:t>
+            </w:r>
+          </w:p>
+          <w:p>
+            <w:pPr>
+              <w:spacing w:before="0" w:after="0"/>
+              <w:jc w:val="center"/>
+            </w:pPr>
+            <w:r>
+              <w:rPr>
+                <w:rFonts w:ascii="Arial" w:hAnsi="Arial"/>
+                <w:b w:val="0"/>
+                <w:i/>
+                <w:color w:val="BBBBBB"/>
+                <w:sz w:val="18"/>
+              </w:rPr>
+              <w:t>Notifier Dashboard</w:t>
+            </w:r>
+          </w:p>
+        </w:tc>
+      </w:tr>
+    </w:tbl>
     <w:p>
       <w:pPr>
         <w:spacing w:before="120" w:after="0"/>
@@ -2775,7 +3490,7 @@
           <w:color w:val="111111"/>
           <w:sz w:val="22"/>
         </w:rPr>
-        <w:t>You can change your name (Team Member) and how often the app checks for new transactions (every 5 minutes by default).</w:t>
+        <w:t>You can change your name (Team Member) and how often the app checks for new transactions (every 30 seconds by default).</w:t>
       </w:r>
     </w:p>
     <w:p>
@@ -2819,6 +3534,71 @@
         <w:spacing w:before="120" w:after="0"/>
       </w:pPr>
     </w:p>
+    <w:tbl>
+      <w:tblPr>
+        <w:tblW w:w="9026" w:type="dxa"/>
+        <w:tblLook w:firstColumn="1" w:firstRow="1" w:lastColumn="0" w:lastRow="0" w:noHBand="0" w:noVBand="1" w:val="04A0"/>
+      </w:tblPr>
+      <w:tblGrid>
+        <w:gridCol w:w="9026"/>
+      </w:tblGrid>
+      <w:tr>
+        <w:trPr>
+          <w:trHeight w:val="1985" w:hRule="atLeast"/>
+        </w:trPr>
+        <w:tc>
+          <w:tcPr>
+            <w:tcW w:w="9026" w:type="dxa"/>
+            <w:tcBorders>
+              <w:top w:val="single" w:sz="4" w:space="0" w:color="CCCCCC"/>
+              <w:start w:val="single" w:sz="4" w:space="0" w:color="CCCCCC"/>
+              <w:bottom w:val="single" w:sz="4" w:space="0" w:color="CCCCCC"/>
+              <w:end w:val="single" w:sz="4" w:space="0" w:color="CCCCCC"/>
+            </w:tcBorders>
+            <w:shd w:val="clear" w:color="auto" w:fill="F2F2F2"/>
+            <w:tcMar>
+              <w:top w:w="160" w:type="dxa"/>
+              <w:start w:w="240" w:type="dxa"/>
+              <w:bottom w:w="160" w:type="dxa"/>
+              <w:end w:w="240" w:type="dxa"/>
+            </w:tcMar>
+            <w:vAlign w:val="center"/>
+          </w:tcPr>
+          <w:p>
+            <w:pPr>
+              <w:spacing w:before="0" w:after="40"/>
+              <w:jc w:val="center"/>
+            </w:pPr>
+            <w:r>
+              <w:rPr>
+                <w:rFonts w:ascii="Arial" w:hAnsi="Arial"/>
+                <w:b w:val="0"/>
+                <w:i/>
+                <w:color w:val="AAAAAA"/>
+                <w:sz w:val="20"/>
+              </w:rPr>
+              <w:t>[ Screenshot -- Add here ]</w:t>
+            </w:r>
+          </w:p>
+          <w:p>
+            <w:pPr>
+              <w:spacing w:before="0" w:after="0"/>
+              <w:jc w:val="center"/>
+            </w:pPr>
+            <w:r>
+              <w:rPr>
+                <w:rFonts w:ascii="Arial" w:hAnsi="Arial"/>
+                <w:b w:val="0"/>
+                <w:i/>
+                <w:color w:val="BBBBBB"/>
+                <w:sz w:val="18"/>
+              </w:rPr>
+              <w:t>Notifier Settings window</w:t>
+            </w:r>
+          </w:p>
+        </w:tc>
+      </w:tr>
+    </w:tbl>
     <w:p>
       <w:pPr>
         <w:spacing w:before="120" w:after="0"/>

--- a/AssetManager_User_Manual.docx
+++ b/AssetManager_User_Manual.docx
@@ -366,71 +366,6 @@
         <w:spacing w:before="120" w:after="0"/>
       </w:pPr>
     </w:p>
-    <w:tbl>
-      <w:tblPr>
-        <w:tblW w:w="9026" w:type="dxa"/>
-        <w:tblLook w:firstColumn="1" w:firstRow="1" w:lastColumn="0" w:lastRow="0" w:noHBand="0" w:noVBand="1" w:val="04A0"/>
-      </w:tblPr>
-      <w:tblGrid>
-        <w:gridCol w:w="9026"/>
-      </w:tblGrid>
-      <w:tr>
-        <w:trPr>
-          <w:trHeight w:val="1985" w:hRule="atLeast"/>
-        </w:trPr>
-        <w:tc>
-          <w:tcPr>
-            <w:tcW w:w="9026" w:type="dxa"/>
-            <w:tcBorders>
-              <w:top w:val="single" w:sz="4" w:space="0" w:color="CCCCCC"/>
-              <w:start w:val="single" w:sz="4" w:space="0" w:color="CCCCCC"/>
-              <w:bottom w:val="single" w:sz="4" w:space="0" w:color="CCCCCC"/>
-              <w:end w:val="single" w:sz="4" w:space="0" w:color="CCCCCC"/>
-            </w:tcBorders>
-            <w:shd w:val="clear" w:color="auto" w:fill="F2F2F2"/>
-            <w:tcMar>
-              <w:top w:w="160" w:type="dxa"/>
-              <w:start w:w="240" w:type="dxa"/>
-              <w:bottom w:w="160" w:type="dxa"/>
-              <w:end w:w="240" w:type="dxa"/>
-            </w:tcMar>
-            <w:vAlign w:val="center"/>
-          </w:tcPr>
-          <w:p>
-            <w:pPr>
-              <w:spacing w:before="0" w:after="40"/>
-              <w:jc w:val="center"/>
-            </w:pPr>
-            <w:r>
-              <w:rPr>
-                <w:rFonts w:ascii="Arial" w:hAnsi="Arial"/>
-                <w:b w:val="0"/>
-                <w:i/>
-                <w:color w:val="AAAAAA"/>
-                <w:sz w:val="20"/>
-              </w:rPr>
-              <w:t>[ Screenshot -- Add here ]</w:t>
-            </w:r>
-          </w:p>
-          <w:p>
-            <w:pPr>
-              <w:spacing w:before="0" w:after="0"/>
-              <w:jc w:val="center"/>
-            </w:pPr>
-            <w:r>
-              <w:rPr>
-                <w:rFonts w:ascii="Arial" w:hAnsi="Arial"/>
-                <w:b w:val="0"/>
-                <w:i/>
-                <w:color w:val="BBBBBB"/>
-                <w:sz w:val="18"/>
-              </w:rPr>
-              <w:t>Storekeeper App home screen</w:t>
-            </w:r>
-          </w:p>
-        </w:tc>
-      </w:tr>
-    </w:tbl>
     <w:p>
       <w:pPr>
         <w:spacing w:before="120" w:after="0"/>
@@ -757,71 +692,6 @@
         <w:spacing w:before="120" w:after="0"/>
       </w:pPr>
     </w:p>
-    <w:tbl>
-      <w:tblPr>
-        <w:tblW w:w="9026" w:type="dxa"/>
-        <w:tblLook w:firstColumn="1" w:firstRow="1" w:lastColumn="0" w:lastRow="0" w:noHBand="0" w:noVBand="1" w:val="04A0"/>
-      </w:tblPr>
-      <w:tblGrid>
-        <w:gridCol w:w="9026"/>
-      </w:tblGrid>
-      <w:tr>
-        <w:trPr>
-          <w:trHeight w:val="1985" w:hRule="atLeast"/>
-        </w:trPr>
-        <w:tc>
-          <w:tcPr>
-            <w:tcW w:w="9026" w:type="dxa"/>
-            <w:tcBorders>
-              <w:top w:val="single" w:sz="4" w:space="0" w:color="CCCCCC"/>
-              <w:start w:val="single" w:sz="4" w:space="0" w:color="CCCCCC"/>
-              <w:bottom w:val="single" w:sz="4" w:space="0" w:color="CCCCCC"/>
-              <w:end w:val="single" w:sz="4" w:space="0" w:color="CCCCCC"/>
-            </w:tcBorders>
-            <w:shd w:val="clear" w:color="auto" w:fill="F2F2F2"/>
-            <w:tcMar>
-              <w:top w:w="160" w:type="dxa"/>
-              <w:start w:w="240" w:type="dxa"/>
-              <w:bottom w:w="160" w:type="dxa"/>
-              <w:end w:w="240" w:type="dxa"/>
-            </w:tcMar>
-            <w:vAlign w:val="center"/>
-          </w:tcPr>
-          <w:p>
-            <w:pPr>
-              <w:spacing w:before="0" w:after="40"/>
-              <w:jc w:val="center"/>
-            </w:pPr>
-            <w:r>
-              <w:rPr>
-                <w:rFonts w:ascii="Arial" w:hAnsi="Arial"/>
-                <w:b w:val="0"/>
-                <w:i/>
-                <w:color w:val="AAAAAA"/>
-                <w:sz w:val="20"/>
-              </w:rPr>
-              <w:t>[ Screenshot -- Add here ]</w:t>
-            </w:r>
-          </w:p>
-          <w:p>
-            <w:pPr>
-              <w:spacing w:before="0" w:after="0"/>
-              <w:jc w:val="center"/>
-            </w:pPr>
-            <w:r>
-              <w:rPr>
-                <w:rFonts w:ascii="Arial" w:hAnsi="Arial"/>
-                <w:b w:val="0"/>
-                <w:i/>
-                <w:color w:val="BBBBBB"/>
-                <w:sz w:val="18"/>
-              </w:rPr>
-              <w:t>Form filled out for Out Store</w:t>
-            </w:r>
-          </w:p>
-        </w:tc>
-      </w:tr>
-    </w:tbl>
     <w:p>
       <w:pPr>
         <w:spacing w:before="120" w:after="0"/>
@@ -1092,71 +962,6 @@
         <w:spacing w:before="120" w:after="0"/>
       </w:pPr>
     </w:p>
-    <w:tbl>
-      <w:tblPr>
-        <w:tblW w:w="9026" w:type="dxa"/>
-        <w:tblLook w:firstColumn="1" w:firstRow="1" w:lastColumn="0" w:lastRow="0" w:noHBand="0" w:noVBand="1" w:val="04A0"/>
-      </w:tblPr>
-      <w:tblGrid>
-        <w:gridCol w:w="9026"/>
-      </w:tblGrid>
-      <w:tr>
-        <w:trPr>
-          <w:trHeight w:val="1985" w:hRule="atLeast"/>
-        </w:trPr>
-        <w:tc>
-          <w:tcPr>
-            <w:tcW w:w="9026" w:type="dxa"/>
-            <w:tcBorders>
-              <w:top w:val="single" w:sz="4" w:space="0" w:color="CCCCCC"/>
-              <w:start w:val="single" w:sz="4" w:space="0" w:color="CCCCCC"/>
-              <w:bottom w:val="single" w:sz="4" w:space="0" w:color="CCCCCC"/>
-              <w:end w:val="single" w:sz="4" w:space="0" w:color="CCCCCC"/>
-            </w:tcBorders>
-            <w:shd w:val="clear" w:color="auto" w:fill="F2F2F2"/>
-            <w:tcMar>
-              <w:top w:w="160" w:type="dxa"/>
-              <w:start w:w="240" w:type="dxa"/>
-              <w:bottom w:w="160" w:type="dxa"/>
-              <w:end w:w="240" w:type="dxa"/>
-            </w:tcMar>
-            <w:vAlign w:val="center"/>
-          </w:tcPr>
-          <w:p>
-            <w:pPr>
-              <w:spacing w:before="0" w:after="40"/>
-              <w:jc w:val="center"/>
-            </w:pPr>
-            <w:r>
-              <w:rPr>
-                <w:rFonts w:ascii="Arial" w:hAnsi="Arial"/>
-                <w:b w:val="0"/>
-                <w:i/>
-                <w:color w:val="AAAAAA"/>
-                <w:sz w:val="20"/>
-              </w:rPr>
-              <w:t>[ Screenshot -- Add here ]</w:t>
-            </w:r>
-          </w:p>
-          <w:p>
-            <w:pPr>
-              <w:spacing w:before="0" w:after="0"/>
-              <w:jc w:val="center"/>
-            </w:pPr>
-            <w:r>
-              <w:rPr>
-                <w:rFonts w:ascii="Arial" w:hAnsi="Arial"/>
-                <w:b w:val="0"/>
-                <w:i/>
-                <w:color w:val="BBBBBB"/>
-                <w:sz w:val="18"/>
-              </w:rPr>
-              <w:t>Form filled out for In Store</w:t>
-            </w:r>
-          </w:p>
-        </w:tc>
-      </w:tr>
-    </w:tbl>
     <w:p>
       <w:pPr>
         <w:spacing w:before="120" w:after="0"/>
@@ -1363,71 +1168,6 @@
         <w:spacing w:before="120" w:after="0"/>
       </w:pPr>
     </w:p>
-    <w:tbl>
-      <w:tblPr>
-        <w:tblW w:w="9026" w:type="dxa"/>
-        <w:tblLook w:firstColumn="1" w:firstRow="1" w:lastColumn="0" w:lastRow="0" w:noHBand="0" w:noVBand="1" w:val="04A0"/>
-      </w:tblPr>
-      <w:tblGrid>
-        <w:gridCol w:w="9026"/>
-      </w:tblGrid>
-      <w:tr>
-        <w:trPr>
-          <w:trHeight w:val="1985" w:hRule="atLeast"/>
-        </w:trPr>
-        <w:tc>
-          <w:tcPr>
-            <w:tcW w:w="9026" w:type="dxa"/>
-            <w:tcBorders>
-              <w:top w:val="single" w:sz="4" w:space="0" w:color="CCCCCC"/>
-              <w:start w:val="single" w:sz="4" w:space="0" w:color="CCCCCC"/>
-              <w:bottom w:val="single" w:sz="4" w:space="0" w:color="CCCCCC"/>
-              <w:end w:val="single" w:sz="4" w:space="0" w:color="CCCCCC"/>
-            </w:tcBorders>
-            <w:shd w:val="clear" w:color="auto" w:fill="F2F2F2"/>
-            <w:tcMar>
-              <w:top w:w="160" w:type="dxa"/>
-              <w:start w:w="240" w:type="dxa"/>
-              <w:bottom w:w="160" w:type="dxa"/>
-              <w:end w:w="240" w:type="dxa"/>
-            </w:tcMar>
-            <w:vAlign w:val="center"/>
-          </w:tcPr>
-          <w:p>
-            <w:pPr>
-              <w:spacing w:before="0" w:after="40"/>
-              <w:jc w:val="center"/>
-            </w:pPr>
-            <w:r>
-              <w:rPr>
-                <w:rFonts w:ascii="Arial" w:hAnsi="Arial"/>
-                <w:b w:val="0"/>
-                <w:i/>
-                <w:color w:val="AAAAAA"/>
-                <w:sz w:val="20"/>
-              </w:rPr>
-              <w:t>[ Screenshot -- Add here ]</w:t>
-            </w:r>
-          </w:p>
-          <w:p>
-            <w:pPr>
-              <w:spacing w:before="0" w:after="0"/>
-              <w:jc w:val="center"/>
-            </w:pPr>
-            <w:r>
-              <w:rPr>
-                <w:rFonts w:ascii="Arial" w:hAnsi="Arial"/>
-                <w:b w:val="0"/>
-                <w:i/>
-                <w:color w:val="BBBBBB"/>
-                <w:sz w:val="18"/>
-              </w:rPr>
-              <w:t>Duplicate pending error message</w:t>
-            </w:r>
-          </w:p>
-        </w:tc>
-      </w:tr>
-    </w:tbl>
     <w:p>
       <w:pPr>
         <w:spacing w:before="120" w:after="0"/>
@@ -1745,71 +1485,6 @@
         <w:spacing w:before="120" w:after="0"/>
       </w:pPr>
     </w:p>
-    <w:tbl>
-      <w:tblPr>
-        <w:tblW w:w="9026" w:type="dxa"/>
-        <w:tblLook w:firstColumn="1" w:firstRow="1" w:lastColumn="0" w:lastRow="0" w:noHBand="0" w:noVBand="1" w:val="04A0"/>
-      </w:tblPr>
-      <w:tblGrid>
-        <w:gridCol w:w="9026"/>
-      </w:tblGrid>
-      <w:tr>
-        <w:trPr>
-          <w:trHeight w:val="1985" w:hRule="atLeast"/>
-        </w:trPr>
-        <w:tc>
-          <w:tcPr>
-            <w:tcW w:w="9026" w:type="dxa"/>
-            <w:tcBorders>
-              <w:top w:val="single" w:sz="4" w:space="0" w:color="CCCCCC"/>
-              <w:start w:val="single" w:sz="4" w:space="0" w:color="CCCCCC"/>
-              <w:bottom w:val="single" w:sz="4" w:space="0" w:color="CCCCCC"/>
-              <w:end w:val="single" w:sz="4" w:space="0" w:color="CCCCCC"/>
-            </w:tcBorders>
-            <w:shd w:val="clear" w:color="auto" w:fill="F2F2F2"/>
-            <w:tcMar>
-              <w:top w:w="160" w:type="dxa"/>
-              <w:start w:w="240" w:type="dxa"/>
-              <w:bottom w:w="160" w:type="dxa"/>
-              <w:end w:w="240" w:type="dxa"/>
-            </w:tcMar>
-            <w:vAlign w:val="center"/>
-          </w:tcPr>
-          <w:p>
-            <w:pPr>
-              <w:spacing w:before="0" w:after="40"/>
-              <w:jc w:val="center"/>
-            </w:pPr>
-            <w:r>
-              <w:rPr>
-                <w:rFonts w:ascii="Arial" w:hAnsi="Arial"/>
-                <w:b w:val="0"/>
-                <w:i/>
-                <w:color w:val="AAAAAA"/>
-                <w:sz w:val="20"/>
-              </w:rPr>
-              <w:t>[ Screenshot -- Add here ]</w:t>
-            </w:r>
-          </w:p>
-          <w:p>
-            <w:pPr>
-              <w:spacing w:before="0" w:after="0"/>
-              <w:jc w:val="center"/>
-            </w:pPr>
-            <w:r>
-              <w:rPr>
-                <w:rFonts w:ascii="Arial" w:hAnsi="Arial"/>
-                <w:b w:val="0"/>
-                <w:i/>
-                <w:color w:val="BBBBBB"/>
-                <w:sz w:val="18"/>
-              </w:rPr>
-              <w:t>Bulk scan mode with a list of assets</w:t>
-            </w:r>
-          </w:p>
-        </w:tc>
-      </w:tr>
-    </w:tbl>
     <w:p>
       <w:pPr>
         <w:spacing w:before="120" w:after="0"/>
@@ -1948,71 +1623,6 @@
         <w:spacing w:before="120" w:after="0"/>
       </w:pPr>
     </w:p>
-    <w:tbl>
-      <w:tblPr>
-        <w:tblW w:w="9026" w:type="dxa"/>
-        <w:tblLook w:firstColumn="1" w:firstRow="1" w:lastColumn="0" w:lastRow="0" w:noHBand="0" w:noVBand="1" w:val="04A0"/>
-      </w:tblPr>
-      <w:tblGrid>
-        <w:gridCol w:w="9026"/>
-      </w:tblGrid>
-      <w:tr>
-        <w:trPr>
-          <w:trHeight w:val="1985" w:hRule="atLeast"/>
-        </w:trPr>
-        <w:tc>
-          <w:tcPr>
-            <w:tcW w:w="9026" w:type="dxa"/>
-            <w:tcBorders>
-              <w:top w:val="single" w:sz="4" w:space="0" w:color="CCCCCC"/>
-              <w:start w:val="single" w:sz="4" w:space="0" w:color="CCCCCC"/>
-              <w:bottom w:val="single" w:sz="4" w:space="0" w:color="CCCCCC"/>
-              <w:end w:val="single" w:sz="4" w:space="0" w:color="CCCCCC"/>
-            </w:tcBorders>
-            <w:shd w:val="clear" w:color="auto" w:fill="F2F2F2"/>
-            <w:tcMar>
-              <w:top w:w="160" w:type="dxa"/>
-              <w:start w:w="240" w:type="dxa"/>
-              <w:bottom w:w="160" w:type="dxa"/>
-              <w:end w:w="240" w:type="dxa"/>
-            </w:tcMar>
-            <w:vAlign w:val="center"/>
-          </w:tcPr>
-          <w:p>
-            <w:pPr>
-              <w:spacing w:before="0" w:after="40"/>
-              <w:jc w:val="center"/>
-            </w:pPr>
-            <w:r>
-              <w:rPr>
-                <w:rFonts w:ascii="Arial" w:hAnsi="Arial"/>
-                <w:b w:val="0"/>
-                <w:i/>
-                <w:color w:val="AAAAAA"/>
-                <w:sz w:val="20"/>
-              </w:rPr>
-              <w:t>[ Screenshot -- Add here ]</w:t>
-            </w:r>
-          </w:p>
-          <w:p>
-            <w:pPr>
-              <w:spacing w:before="0" w:after="0"/>
-              <w:jc w:val="center"/>
-            </w:pPr>
-            <w:r>
-              <w:rPr>
-                <w:rFonts w:ascii="Arial" w:hAnsi="Arial"/>
-                <w:b w:val="0"/>
-                <w:i/>
-                <w:color w:val="BBBBBB"/>
-                <w:sz w:val="18"/>
-              </w:rPr>
-              <w:t>History tab with transactions</w:t>
-            </w:r>
-          </w:p>
-        </w:tc>
-      </w:tr>
-    </w:tbl>
     <w:p>
       <w:pPr>
         <w:spacing w:before="120" w:after="0"/>
@@ -2363,71 +1973,6 @@
         <w:spacing w:before="120" w:after="0"/>
       </w:pPr>
     </w:p>
-    <w:tbl>
-      <w:tblPr>
-        <w:tblW w:w="9026" w:type="dxa"/>
-        <w:tblLook w:firstColumn="1" w:firstRow="1" w:lastColumn="0" w:lastRow="0" w:noHBand="0" w:noVBand="1" w:val="04A0"/>
-      </w:tblPr>
-      <w:tblGrid>
-        <w:gridCol w:w="9026"/>
-      </w:tblGrid>
-      <w:tr>
-        <w:trPr>
-          <w:trHeight w:val="1985" w:hRule="atLeast"/>
-        </w:trPr>
-        <w:tc>
-          <w:tcPr>
-            <w:tcW w:w="9026" w:type="dxa"/>
-            <w:tcBorders>
-              <w:top w:val="single" w:sz="4" w:space="0" w:color="CCCCCC"/>
-              <w:start w:val="single" w:sz="4" w:space="0" w:color="CCCCCC"/>
-              <w:bottom w:val="single" w:sz="4" w:space="0" w:color="CCCCCC"/>
-              <w:end w:val="single" w:sz="4" w:space="0" w:color="CCCCCC"/>
-            </w:tcBorders>
-            <w:shd w:val="clear" w:color="auto" w:fill="F2F2F2"/>
-            <w:tcMar>
-              <w:top w:w="160" w:type="dxa"/>
-              <w:start w:w="240" w:type="dxa"/>
-              <w:bottom w:w="160" w:type="dxa"/>
-              <w:end w:w="240" w:type="dxa"/>
-            </w:tcMar>
-            <w:vAlign w:val="center"/>
-          </w:tcPr>
-          <w:p>
-            <w:pPr>
-              <w:spacing w:before="0" w:after="40"/>
-              <w:jc w:val="center"/>
-            </w:pPr>
-            <w:r>
-              <w:rPr>
-                <w:rFonts w:ascii="Arial" w:hAnsi="Arial"/>
-                <w:b w:val="0"/>
-                <w:i/>
-                <w:color w:val="AAAAAA"/>
-                <w:sz w:val="20"/>
-              </w:rPr>
-              <w:t>[ Screenshot -- Add here ]</w:t>
-            </w:r>
-          </w:p>
-          <w:p>
-            <w:pPr>
-              <w:spacing w:before="0" w:after="0"/>
-              <w:jc w:val="center"/>
-            </w:pPr>
-            <w:r>
-              <w:rPr>
-                <w:rFonts w:ascii="Arial" w:hAnsi="Arial"/>
-                <w:b w:val="0"/>
-                <w:i/>
-                <w:color w:val="BBBBBB"/>
-                <w:sz w:val="18"/>
-              </w:rPr>
-              <w:t>Export dialog</w:t>
-            </w:r>
-          </w:p>
-        </w:tc>
-      </w:tr>
-    </w:tbl>
     <w:p>
       <w:pPr>
         <w:spacing w:before="120" w:after="0"/>
@@ -2438,71 +1983,6 @@
         <w:spacing w:before="120" w:after="0"/>
       </w:pPr>
     </w:p>
-    <w:tbl>
-      <w:tblPr>
-        <w:tblW w:w="9026" w:type="dxa"/>
-        <w:tblLook w:firstColumn="1" w:firstRow="1" w:lastColumn="0" w:lastRow="0" w:noHBand="0" w:noVBand="1" w:val="04A0"/>
-      </w:tblPr>
-      <w:tblGrid>
-        <w:gridCol w:w="9026"/>
-      </w:tblGrid>
-      <w:tr>
-        <w:trPr>
-          <w:trHeight w:val="1985" w:hRule="atLeast"/>
-        </w:trPr>
-        <w:tc>
-          <w:tcPr>
-            <w:tcW w:w="9026" w:type="dxa"/>
-            <w:tcBorders>
-              <w:top w:val="single" w:sz="4" w:space="0" w:color="CCCCCC"/>
-              <w:start w:val="single" w:sz="4" w:space="0" w:color="CCCCCC"/>
-              <w:bottom w:val="single" w:sz="4" w:space="0" w:color="CCCCCC"/>
-              <w:end w:val="single" w:sz="4" w:space="0" w:color="CCCCCC"/>
-            </w:tcBorders>
-            <w:shd w:val="clear" w:color="auto" w:fill="F2F2F2"/>
-            <w:tcMar>
-              <w:top w:w="160" w:type="dxa"/>
-              <w:start w:w="240" w:type="dxa"/>
-              <w:bottom w:w="160" w:type="dxa"/>
-              <w:end w:w="240" w:type="dxa"/>
-            </w:tcMar>
-            <w:vAlign w:val="center"/>
-          </w:tcPr>
-          <w:p>
-            <w:pPr>
-              <w:spacing w:before="0" w:after="40"/>
-              <w:jc w:val="center"/>
-            </w:pPr>
-            <w:r>
-              <w:rPr>
-                <w:rFonts w:ascii="Arial" w:hAnsi="Arial"/>
-                <w:b w:val="0"/>
-                <w:i/>
-                <w:color w:val="AAAAAA"/>
-                <w:sz w:val="20"/>
-              </w:rPr>
-              <w:t>[ Screenshot -- Add here ]</w:t>
-            </w:r>
-          </w:p>
-          <w:p>
-            <w:pPr>
-              <w:spacing w:before="0" w:after="0"/>
-              <w:jc w:val="center"/>
-            </w:pPr>
-            <w:r>
-              <w:rPr>
-                <w:rFonts w:ascii="Arial" w:hAnsi="Arial"/>
-                <w:b w:val="0"/>
-                <w:i/>
-                <w:color w:val="BBBBBB"/>
-                <w:sz w:val="18"/>
-              </w:rPr>
-              <w:t>Excel file Summary sheet with charts</w:t>
-            </w:r>
-          </w:p>
-        </w:tc>
-      </w:tr>
-    </w:tbl>
     <w:p>
       <w:pPr>
         <w:spacing w:before="120" w:after="0"/>
@@ -2603,71 +2083,6 @@
         <w:spacing w:before="120" w:after="0"/>
       </w:pPr>
     </w:p>
-    <w:tbl>
-      <w:tblPr>
-        <w:tblW w:w="9026" w:type="dxa"/>
-        <w:tblLook w:firstColumn="1" w:firstRow="1" w:lastColumn="0" w:lastRow="0" w:noHBand="0" w:noVBand="1" w:val="04A0"/>
-      </w:tblPr>
-      <w:tblGrid>
-        <w:gridCol w:w="9026"/>
-      </w:tblGrid>
-      <w:tr>
-        <w:trPr>
-          <w:trHeight w:val="1985" w:hRule="atLeast"/>
-        </w:trPr>
-        <w:tc>
-          <w:tcPr>
-            <w:tcW w:w="9026" w:type="dxa"/>
-            <w:tcBorders>
-              <w:top w:val="single" w:sz="4" w:space="0" w:color="CCCCCC"/>
-              <w:start w:val="single" w:sz="4" w:space="0" w:color="CCCCCC"/>
-              <w:bottom w:val="single" w:sz="4" w:space="0" w:color="CCCCCC"/>
-              <w:end w:val="single" w:sz="4" w:space="0" w:color="CCCCCC"/>
-            </w:tcBorders>
-            <w:shd w:val="clear" w:color="auto" w:fill="F2F2F2"/>
-            <w:tcMar>
-              <w:top w:w="160" w:type="dxa"/>
-              <w:start w:w="240" w:type="dxa"/>
-              <w:bottom w:w="160" w:type="dxa"/>
-              <w:end w:w="240" w:type="dxa"/>
-            </w:tcMar>
-            <w:vAlign w:val="center"/>
-          </w:tcPr>
-          <w:p>
-            <w:pPr>
-              <w:spacing w:before="0" w:after="40"/>
-              <w:jc w:val="center"/>
-            </w:pPr>
-            <w:r>
-              <w:rPr>
-                <w:rFonts w:ascii="Arial" w:hAnsi="Arial"/>
-                <w:b w:val="0"/>
-                <w:i/>
-                <w:color w:val="AAAAAA"/>
-                <w:sz w:val="20"/>
-              </w:rPr>
-              <w:t>[ Screenshot -- Add here ]</w:t>
-            </w:r>
-          </w:p>
-          <w:p>
-            <w:pPr>
-              <w:spacing w:before="0" w:after="0"/>
-              <w:jc w:val="center"/>
-            </w:pPr>
-            <w:r>
-              <w:rPr>
-                <w:rFonts w:ascii="Arial" w:hAnsi="Arial"/>
-                <w:b w:val="0"/>
-                <w:i/>
-                <w:color w:val="BBBBBB"/>
-                <w:sz w:val="18"/>
-              </w:rPr>
-              <w:t>Notifier App icon in system tray</w:t>
-            </w:r>
-          </w:p>
-        </w:tc>
-      </w:tr>
-    </w:tbl>
     <w:p>
       <w:pPr>
         <w:spacing w:before="120" w:after="0"/>
@@ -2909,71 +2324,6 @@
         <w:spacing w:before="120" w:after="0"/>
       </w:pPr>
     </w:p>
-    <w:tbl>
-      <w:tblPr>
-        <w:tblW w:w="9026" w:type="dxa"/>
-        <w:tblLook w:firstColumn="1" w:firstRow="1" w:lastColumn="0" w:lastRow="0" w:noHBand="0" w:noVBand="1" w:val="04A0"/>
-      </w:tblPr>
-      <w:tblGrid>
-        <w:gridCol w:w="9026"/>
-      </w:tblGrid>
-      <w:tr>
-        <w:trPr>
-          <w:trHeight w:val="1985" w:hRule="atLeast"/>
-        </w:trPr>
-        <w:tc>
-          <w:tcPr>
-            <w:tcW w:w="9026" w:type="dxa"/>
-            <w:tcBorders>
-              <w:top w:val="single" w:sz="4" w:space="0" w:color="CCCCCC"/>
-              <w:start w:val="single" w:sz="4" w:space="0" w:color="CCCCCC"/>
-              <w:bottom w:val="single" w:sz="4" w:space="0" w:color="CCCCCC"/>
-              <w:end w:val="single" w:sz="4" w:space="0" w:color="CCCCCC"/>
-            </w:tcBorders>
-            <w:shd w:val="clear" w:color="auto" w:fill="F2F2F2"/>
-            <w:tcMar>
-              <w:top w:w="160" w:type="dxa"/>
-              <w:start w:w="240" w:type="dxa"/>
-              <w:bottom w:w="160" w:type="dxa"/>
-              <w:end w:w="240" w:type="dxa"/>
-            </w:tcMar>
-            <w:vAlign w:val="center"/>
-          </w:tcPr>
-          <w:p>
-            <w:pPr>
-              <w:spacing w:before="0" w:after="40"/>
-              <w:jc w:val="center"/>
-            </w:pPr>
-            <w:r>
-              <w:rPr>
-                <w:rFonts w:ascii="Arial" w:hAnsi="Arial"/>
-                <w:b w:val="0"/>
-                <w:i/>
-                <w:color w:val="AAAAAA"/>
-                <w:sz w:val="20"/>
-              </w:rPr>
-              <w:t>[ Screenshot -- Add here ]</w:t>
-            </w:r>
-          </w:p>
-          <w:p>
-            <w:pPr>
-              <w:spacing w:before="0" w:after="0"/>
-              <w:jc w:val="center"/>
-            </w:pPr>
-            <w:r>
-              <w:rPr>
-                <w:rFonts w:ascii="Arial" w:hAnsi="Arial"/>
-                <w:b w:val="0"/>
-                <w:i/>
-                <w:color w:val="BBBBBB"/>
-                <w:sz w:val="18"/>
-              </w:rPr>
-              <w:t>Notification popup</w:t>
-            </w:r>
-          </w:p>
-        </w:tc>
-      </w:tr>
-    </w:tbl>
     <w:p>
       <w:pPr>
         <w:spacing w:before="120" w:after="0"/>
@@ -3335,71 +2685,6 @@
         <w:spacing w:before="120" w:after="0"/>
       </w:pPr>
     </w:p>
-    <w:tbl>
-      <w:tblPr>
-        <w:tblW w:w="9026" w:type="dxa"/>
-        <w:tblLook w:firstColumn="1" w:firstRow="1" w:lastColumn="0" w:lastRow="0" w:noHBand="0" w:noVBand="1" w:val="04A0"/>
-      </w:tblPr>
-      <w:tblGrid>
-        <w:gridCol w:w="9026"/>
-      </w:tblGrid>
-      <w:tr>
-        <w:trPr>
-          <w:trHeight w:val="1985" w:hRule="atLeast"/>
-        </w:trPr>
-        <w:tc>
-          <w:tcPr>
-            <w:tcW w:w="9026" w:type="dxa"/>
-            <w:tcBorders>
-              <w:top w:val="single" w:sz="4" w:space="0" w:color="CCCCCC"/>
-              <w:start w:val="single" w:sz="4" w:space="0" w:color="CCCCCC"/>
-              <w:bottom w:val="single" w:sz="4" w:space="0" w:color="CCCCCC"/>
-              <w:end w:val="single" w:sz="4" w:space="0" w:color="CCCCCC"/>
-            </w:tcBorders>
-            <w:shd w:val="clear" w:color="auto" w:fill="F2F2F2"/>
-            <w:tcMar>
-              <w:top w:w="160" w:type="dxa"/>
-              <w:start w:w="240" w:type="dxa"/>
-              <w:bottom w:w="160" w:type="dxa"/>
-              <w:end w:w="240" w:type="dxa"/>
-            </w:tcMar>
-            <w:vAlign w:val="center"/>
-          </w:tcPr>
-          <w:p>
-            <w:pPr>
-              <w:spacing w:before="0" w:after="40"/>
-              <w:jc w:val="center"/>
-            </w:pPr>
-            <w:r>
-              <w:rPr>
-                <w:rFonts w:ascii="Arial" w:hAnsi="Arial"/>
-                <w:b w:val="0"/>
-                <w:i/>
-                <w:color w:val="AAAAAA"/>
-                <w:sz w:val="20"/>
-              </w:rPr>
-              <w:t>[ Screenshot -- Add here ]</w:t>
-            </w:r>
-          </w:p>
-          <w:p>
-            <w:pPr>
-              <w:spacing w:before="0" w:after="0"/>
-              <w:jc w:val="center"/>
-            </w:pPr>
-            <w:r>
-              <w:rPr>
-                <w:rFonts w:ascii="Arial" w:hAnsi="Arial"/>
-                <w:b w:val="0"/>
-                <w:i/>
-                <w:color w:val="BBBBBB"/>
-                <w:sz w:val="18"/>
-              </w:rPr>
-              <w:t>Notifier Dashboard</w:t>
-            </w:r>
-          </w:p>
-        </w:tc>
-      </w:tr>
-    </w:tbl>
     <w:p>
       <w:pPr>
         <w:spacing w:before="120" w:after="0"/>
@@ -3490,7 +2775,7 @@
           <w:color w:val="111111"/>
           <w:sz w:val="22"/>
         </w:rPr>
-        <w:t>You can change your name (Team Member) and how often the app checks for new transactions (every 30 seconds by default).</w:t>
+        <w:t>You can change your name (Team Member) and how often the app checks for new transactions (every 5 minutes by default).</w:t>
       </w:r>
     </w:p>
     <w:p>
@@ -3534,71 +2819,6 @@
         <w:spacing w:before="120" w:after="0"/>
       </w:pPr>
     </w:p>
-    <w:tbl>
-      <w:tblPr>
-        <w:tblW w:w="9026" w:type="dxa"/>
-        <w:tblLook w:firstColumn="1" w:firstRow="1" w:lastColumn="0" w:lastRow="0" w:noHBand="0" w:noVBand="1" w:val="04A0"/>
-      </w:tblPr>
-      <w:tblGrid>
-        <w:gridCol w:w="9026"/>
-      </w:tblGrid>
-      <w:tr>
-        <w:trPr>
-          <w:trHeight w:val="1985" w:hRule="atLeast"/>
-        </w:trPr>
-        <w:tc>
-          <w:tcPr>
-            <w:tcW w:w="9026" w:type="dxa"/>
-            <w:tcBorders>
-              <w:top w:val="single" w:sz="4" w:space="0" w:color="CCCCCC"/>
-              <w:start w:val="single" w:sz="4" w:space="0" w:color="CCCCCC"/>
-              <w:bottom w:val="single" w:sz="4" w:space="0" w:color="CCCCCC"/>
-              <w:end w:val="single" w:sz="4" w:space="0" w:color="CCCCCC"/>
-            </w:tcBorders>
-            <w:shd w:val="clear" w:color="auto" w:fill="F2F2F2"/>
-            <w:tcMar>
-              <w:top w:w="160" w:type="dxa"/>
-              <w:start w:w="240" w:type="dxa"/>
-              <w:bottom w:w="160" w:type="dxa"/>
-              <w:end w:w="240" w:type="dxa"/>
-            </w:tcMar>
-            <w:vAlign w:val="center"/>
-          </w:tcPr>
-          <w:p>
-            <w:pPr>
-              <w:spacing w:before="0" w:after="40"/>
-              <w:jc w:val="center"/>
-            </w:pPr>
-            <w:r>
-              <w:rPr>
-                <w:rFonts w:ascii="Arial" w:hAnsi="Arial"/>
-                <w:b w:val="0"/>
-                <w:i/>
-                <w:color w:val="AAAAAA"/>
-                <w:sz w:val="20"/>
-              </w:rPr>
-              <w:t>[ Screenshot -- Add here ]</w:t>
-            </w:r>
-          </w:p>
-          <w:p>
-            <w:pPr>
-              <w:spacing w:before="0" w:after="0"/>
-              <w:jc w:val="center"/>
-            </w:pPr>
-            <w:r>
-              <w:rPr>
-                <w:rFonts w:ascii="Arial" w:hAnsi="Arial"/>
-                <w:b w:val="0"/>
-                <w:i/>
-                <w:color w:val="BBBBBB"/>
-                <w:sz w:val="18"/>
-              </w:rPr>
-              <w:t>Notifier Settings window</w:t>
-            </w:r>
-          </w:p>
-        </w:tc>
-      </w:tr>
-    </w:tbl>
     <w:p>
       <w:pPr>
         <w:spacing w:before="120" w:after="0"/>

--- a/AssetManager_User_Manual.docx
+++ b/AssetManager_User_Manual.docx
@@ -2775,7 +2775,7 @@
           <w:color w:val="111111"/>
           <w:sz w:val="22"/>
         </w:rPr>
-        <w:t>You can change your name (Team Member) and how often the app checks for new transactions (every 5 minutes by default).</w:t>
+        <w:t>You can change your name (Team Member) and how often the app checks for new transactions (every 15 seconds by default).</w:t>
       </w:r>
     </w:p>
     <w:p>
@@ -2864,7 +2864,7 @@
           <w:b/>
           <w:bCs/>
         </w:rPr>
-        <w:t>3.1  Clear All Records</w:t>
+        <w:t>3.1  Manage / Delete Records</w:t>
       </w:r>
     </w:p>
     <w:p>
@@ -2873,7 +2873,7 @@
       </w:pPr>
       <w:r>
         <w:rPr/>
-        <w:t>The server app has a Clear All Records button. It deletes all transaction records from the database. This is protected by the admin password and requires a second confirmation.</w:t>
+        <w:t>The server app has a Manage / Delete Records button. The admin can delete one, several, or all records (use Select All for everything). Before deleting, it offers to save the selected records to an Excel archive file first. Protected by the admin password and a final confirmation.</w:t>
       </w:r>
     </w:p>
     <w:p>
@@ -2900,7 +2900,7 @@
       </w:pPr>
       <w:r>
         <w:rPr/>
-        <w:t>Click the red Clear All Records button at the bottom of the server window.</w:t>
+        <w:t>Click the Manage / Delete Records button at the bottom of the server window, select the records you want (or Select All), then click Delete Selected.</w:t>
       </w:r>
     </w:p>
     <w:p>

--- a/AssetManager_User_Manual.docx
+++ b/AssetManager_User_Manual.docx
@@ -4566,6 +4566,16 @@
         <w:spacing w:before="160" w:after="0"/>
       </w:pPr>
     </w:p>
+    <w:p>
+      <w:r>
+        <w:t>Software Updates</w:t>
+      </w:r>
+    </w:p>
+    <w:p>
+      <w:r>
+        <w:t>When a newer version is released, the Storekeeper and Notifier apps show an “Update Available” message the next time you open them. Click Yes to download the installer, then run AssetManager_Setup.exe to update. Choosing Later keeps you on the current version; you will be reminded next time.</w:t>
+      </w:r>
+    </w:p>
     <w:sectPr>
       <w:headerReference w:type="default" r:id="rId9"/>
       <w:footerReference w:type="default" r:id="rId10"/>

--- a/AssetManager_User_Manual.docx
+++ b/AssetManager_User_Manual.docx
@@ -4566,16 +4566,6 @@
         <w:spacing w:before="160" w:after="0"/>
       </w:pPr>
     </w:p>
-    <w:p>
-      <w:r>
-        <w:t>Software Updates</w:t>
-      </w:r>
-    </w:p>
-    <w:p>
-      <w:r>
-        <w:t>When a newer version is released, the Storekeeper and Notifier apps show an “Update Available” message the next time you open them. Click Yes to download the installer, then run AssetManager_Setup.exe to update. Choosing Later keeps you on the current version; you will be reminded next time.</w:t>
-      </w:r>
-    </w:p>
     <w:sectPr>
       <w:headerReference w:type="default" r:id="rId9"/>
       <w:footerReference w:type="default" r:id="rId10"/>

--- a/AssetManager_User_Manual.docx
+++ b/AssetManager_User_Manual.docx
@@ -4576,6 +4576,11 @@
         <w:t>When a newer version is released, the Storekeeper and Notifier apps show an “Update Available” message the next time you open them. Click Yes to download the installer, then run AssetManager_Setup.exe to update. Choosing Later keeps you on the current version; you will be reminded next time.</w:t>
       </w:r>
     </w:p>
+    <w:p>
+      <w:r>
+        <w:t>You can postpone an update up to 5 times; after that it becomes required and the app closes until you install it. To check anytime: in the Storekeeper click “Check for Updates” (top-right, next to Refresh); in the Notifier right-click the tray icon and choose “Check for Updates”. Your current version shows in the Storekeeper window title and the Notifier tray menu.</w:t>
+      </w:r>
+    </w:p>
     <w:sectPr>
       <w:headerReference w:type="default" r:id="rId9"/>
       <w:footerReference w:type="default" r:id="rId10"/>

--- a/AssetManager_User_Manual.docx
+++ b/AssetManager_User_Manual.docx
@@ -4581,6 +4581,11 @@
         <w:t>You can postpone an update up to 5 times; after that it becomes required and the app closes until you install it. To check anytime: in the Storekeeper click “Check for Updates” (top-right, next to Refresh); in the Notifier right-click the tray icon and choose “Check for Updates”. Your current version shows in the Storekeeper window title and the Notifier tray menu.</w:t>
       </w:r>
     </w:p>
+    <w:p>
+      <w:r>
+        <w:t>If several assets are scanned together, the confirmation popups appear one at a time — confirm or reject each one and the next appears automatically (the popup shows how many are still waiting). You always have time to review each asset.</w:t>
+      </w:r>
+    </w:p>
     <w:sectPr>
       <w:headerReference w:type="default" r:id="rId9"/>
       <w:footerReference w:type="default" r:id="rId10"/>
